--- a/Bases de Datos II/Kit docente/Clase 3/Solucion Taller Clase 3 - VetCare.docx
+++ b/Bases de Datos II/Kit docente/Clase 3/Solucion Taller Clase 3 - VetCare.docx
@@ -38,6 +38,7 @@
       <w:r>
         <w:rPr>
           <w:rFonts w:ascii="Consolas" w:hAnsi="Consolas"/>
+          <w:b w:val="0"/>
           <w:i/>
           <w:color w:val="111111"/>
           <w:sz w:val="20"/>
@@ -74,6 +75,7 @@
       <w:r>
         <w:rPr>
           <w:rFonts w:ascii="Consolas" w:hAnsi="Consolas"/>
+          <w:b w:val="0"/>
           <w:color w:val="111111"/>
           <w:sz w:val="21"/>
         </w:rPr>
@@ -90,6 +92,7 @@
       <w:r>
         <w:rPr>
           <w:rFonts w:ascii="Consolas" w:hAnsi="Consolas"/>
+          <w:b w:val="0"/>
           <w:color w:val="111111"/>
           <w:sz w:val="21"/>
         </w:rPr>
@@ -130,6 +133,7 @@
       <w:r>
         <w:rPr>
           <w:rFonts w:ascii="Consolas" w:hAnsi="Consolas"/>
+          <w:b w:val="0"/>
           <w:i/>
           <w:color w:val="111111"/>
           <w:sz w:val="20"/>
@@ -148,6 +152,7 @@
       <w:r>
         <w:rPr>
           <w:rFonts w:ascii="Consolas" w:hAnsi="Consolas"/>
+          <w:b w:val="0"/>
           <w:i/>
           <w:color w:val="111111"/>
           <w:sz w:val="20"/>
@@ -166,6 +171,7 @@
       <w:r>
         <w:rPr>
           <w:rFonts w:ascii="Consolas" w:hAnsi="Consolas"/>
+          <w:b w:val="0"/>
           <w:i/>
           <w:color w:val="111111"/>
           <w:sz w:val="20"/>
@@ -184,6 +190,7 @@
       <w:r>
         <w:rPr>
           <w:rFonts w:ascii="Consolas" w:hAnsi="Consolas"/>
+          <w:b w:val="0"/>
           <w:i/>
           <w:color w:val="111111"/>
           <w:sz w:val="20"/>
@@ -202,6 +209,7 @@
       <w:r>
         <w:rPr>
           <w:rFonts w:ascii="Consolas" w:hAnsi="Consolas"/>
+          <w:b w:val="0"/>
           <w:i/>
           <w:color w:val="111111"/>
           <w:sz w:val="20"/>
@@ -220,6 +228,7 @@
       <w:r>
         <w:rPr>
           <w:rFonts w:ascii="Consolas" w:hAnsi="Consolas"/>
+          <w:b w:val="0"/>
           <w:i/>
           <w:color w:val="111111"/>
           <w:sz w:val="20"/>
@@ -238,6 +247,7 @@
       <w:r>
         <w:rPr>
           <w:rFonts w:ascii="Consolas" w:hAnsi="Consolas"/>
+          <w:b w:val="0"/>
           <w:i/>
           <w:color w:val="111111"/>
           <w:sz w:val="20"/>
@@ -256,6 +266,7 @@
       <w:r>
         <w:rPr>
           <w:rFonts w:ascii="Consolas" w:hAnsi="Consolas"/>
+          <w:b w:val="0"/>
           <w:i/>
           <w:color w:val="111111"/>
           <w:sz w:val="20"/>
@@ -292,6 +303,7 @@
       <w:r>
         <w:rPr>
           <w:rFonts w:ascii="Consolas" w:hAnsi="Consolas"/>
+          <w:b w:val="0"/>
           <w:i/>
           <w:color w:val="111111"/>
           <w:sz w:val="20"/>
@@ -310,6 +322,7 @@
       <w:r>
         <w:rPr>
           <w:rFonts w:ascii="Consolas" w:hAnsi="Consolas"/>
+          <w:b w:val="0"/>
           <w:i/>
           <w:color w:val="111111"/>
           <w:sz w:val="20"/>
@@ -354,6 +367,7 @@
       <w:r>
         <w:rPr>
           <w:rFonts w:ascii="Consolas" w:hAnsi="Consolas"/>
+          <w:b w:val="0"/>
           <w:color w:val="111111"/>
           <w:sz w:val="21"/>
         </w:rPr>
@@ -375,6 +389,7 @@
       <w:r>
         <w:rPr>
           <w:rFonts w:ascii="Consolas" w:hAnsi="Consolas"/>
+          <w:b w:val="0"/>
           <w:color w:val="111111"/>
           <w:sz w:val="21"/>
         </w:rPr>
@@ -396,6 +411,7 @@
       <w:r>
         <w:rPr>
           <w:rFonts w:ascii="Consolas" w:hAnsi="Consolas"/>
+          <w:b w:val="0"/>
           <w:color w:val="111111"/>
           <w:sz w:val="21"/>
         </w:rPr>
@@ -425,7 +441,7 @@
           <w:color w:val="4A4A49"/>
           <w:sz w:val="22"/>
         </w:rPr>
-        <w:t>Entregable: Script proc + casos de prueba (captura o enlace Live SQL)</w:t>
+        <w:t>Entregable: 2 procedimientos en PL/pgSQL corriendo en ExamLab + bateria de pruebas con su tabla resultado_prueba + contrato del proc (6 bloques)</w:t>
       </w:r>
     </w:p>
     <w:p>
@@ -589,6 +605,7 @@
             <w:r>
               <w:rPr>
                 <w:rFonts w:ascii="Consolas" w:hAnsi="Consolas"/>
+                <w:b w:val="0"/>
                 <w:color w:val="111111"/>
                 <w:sz w:val="19"/>
               </w:rPr>
@@ -658,6 +675,7 @@
             <w:r>
               <w:rPr>
                 <w:rFonts w:ascii="Consolas" w:hAnsi="Consolas"/>
+                <w:b w:val="0"/>
                 <w:color w:val="111111"/>
                 <w:sz w:val="19"/>
               </w:rPr>
@@ -725,6 +743,7 @@
             <w:r>
               <w:rPr>
                 <w:rFonts w:ascii="Consolas" w:hAnsi="Consolas"/>
+                <w:b w:val="0"/>
                 <w:color w:val="111111"/>
                 <w:sz w:val="19"/>
               </w:rPr>
@@ -794,6 +813,7 @@
             <w:r>
               <w:rPr>
                 <w:rFonts w:ascii="Consolas" w:hAnsi="Consolas"/>
+                <w:b w:val="0"/>
                 <w:color w:val="111111"/>
                 <w:sz w:val="19"/>
               </w:rPr>
@@ -861,6 +881,7 @@
             <w:r>
               <w:rPr>
                 <w:rFonts w:ascii="Consolas" w:hAnsi="Consolas"/>
+                <w:b w:val="0"/>
                 <w:color w:val="111111"/>
                 <w:sz w:val="19"/>
               </w:rPr>
@@ -1790,7 +1811,7 @@
           <w:color w:val="111111"/>
           <w:sz w:val="19"/>
         </w:rPr>
-        <w:t xml:space="preserve">    La comprobacion de un golpe es el **11**: la base venia con 10 citas sembradas,</w:t>
+        <w:t xml:space="preserve">    La comprobacion de un golpe es el 11: la base venia con 10 citas sembradas,</w:t>
       </w:r>
       <w:r>
         <w:br/>
@@ -1994,7 +2015,7 @@
           <w:color w:val="111111"/>
           <w:sz w:val="19"/>
         </w:rPr>
-        <w:t xml:space="preserve">    4 CANCELADA el 2026-09-02 08:30:00, asi que esta debe **funcionar**.</w:t>
+        <w:t xml:space="preserve">    4 CANCELADA el 2026-09-02 08:30:00, asi que esta debe funcionar.</w:t>
       </w:r>
       <w:r>
         <w:br/>
@@ -2065,6 +2086,7 @@
       <w:r>
         <w:rPr>
           <w:rFonts w:ascii="Consolas" w:hAnsi="Consolas"/>
+          <w:b w:val="0"/>
           <w:color w:val="111111"/>
           <w:sz w:val="21"/>
         </w:rPr>
@@ -2081,6 +2103,7 @@
       <w:r>
         <w:rPr>
           <w:rFonts w:ascii="Consolas" w:hAnsi="Consolas"/>
+          <w:b w:val="0"/>
           <w:color w:val="111111"/>
           <w:sz w:val="21"/>
         </w:rPr>
@@ -2097,6 +2120,7 @@
       <w:r>
         <w:rPr>
           <w:rFonts w:ascii="Consolas" w:hAnsi="Consolas"/>
+          <w:b w:val="0"/>
           <w:color w:val="111111"/>
           <w:sz w:val="21"/>
         </w:rPr>
@@ -2129,6 +2153,7 @@
       <w:r>
         <w:rPr>
           <w:rFonts w:ascii="Consolas" w:hAnsi="Consolas"/>
+          <w:b w:val="0"/>
           <w:color w:val="111111"/>
           <w:sz w:val="21"/>
         </w:rPr>
@@ -2145,6 +2170,7 @@
       <w:r>
         <w:rPr>
           <w:rFonts w:ascii="Consolas" w:hAnsi="Consolas"/>
+          <w:b w:val="0"/>
           <w:color w:val="111111"/>
           <w:sz w:val="21"/>
         </w:rPr>
@@ -2161,6 +2187,7 @@
       <w:r>
         <w:rPr>
           <w:rFonts w:ascii="Consolas" w:hAnsi="Consolas"/>
+          <w:b w:val="0"/>
           <w:color w:val="111111"/>
           <w:sz w:val="21"/>
         </w:rPr>
@@ -2198,6 +2225,7 @@
       <w:r>
         <w:rPr>
           <w:rFonts w:ascii="Consolas" w:hAnsi="Consolas"/>
+          <w:b w:val="0"/>
           <w:color w:val="111111"/>
           <w:sz w:val="21"/>
         </w:rPr>
@@ -2214,6 +2242,7 @@
       <w:r>
         <w:rPr>
           <w:rFonts w:ascii="Consolas" w:hAnsi="Consolas"/>
+          <w:b w:val="0"/>
           <w:color w:val="111111"/>
           <w:sz w:val="21"/>
         </w:rPr>
@@ -2230,6 +2259,7 @@
       <w:r>
         <w:rPr>
           <w:rFonts w:ascii="Consolas" w:hAnsi="Consolas"/>
+          <w:b w:val="0"/>
           <w:color w:val="111111"/>
           <w:sz w:val="21"/>
         </w:rPr>
@@ -2270,7 +2300,24 @@
           <w:color w:val="4A4A49"/>
           <w:sz w:val="22"/>
         </w:rPr>
-        <w:t>5 pts — el `INSERT` del caso valido</w:t>
+        <w:t xml:space="preserve">5 pts — el </w:t>
+      </w:r>
+      <w:r>
+        <w:rPr>
+          <w:rFonts w:ascii="Consolas" w:hAnsi="Consolas"/>
+          <w:b/>
+          <w:color w:val="111111"/>
+          <w:sz w:val="21"/>
+        </w:rPr>
+        <w:t>INSERT</w:t>
+      </w:r>
+      <w:r>
+        <w:rPr>
+          <w:b/>
+          <w:color w:val="4A4A49"/>
+          <w:sz w:val="22"/>
+        </w:rPr>
+        <w:t xml:space="preserve"> del caso valido</w:t>
       </w:r>
       <w:r>
         <w:rPr>
@@ -2283,6 +2330,7 @@
       <w:r>
         <w:rPr>
           <w:rFonts w:ascii="Consolas" w:hAnsi="Consolas"/>
+          <w:b w:val="0"/>
           <w:color w:val="111111"/>
           <w:sz w:val="21"/>
         </w:rPr>
@@ -2299,6 +2347,7 @@
       <w:r>
         <w:rPr>
           <w:rFonts w:ascii="Consolas" w:hAnsi="Consolas"/>
+          <w:b w:val="0"/>
           <w:color w:val="111111"/>
           <w:sz w:val="21"/>
         </w:rPr>
@@ -2336,6 +2385,7 @@
       <w:r>
         <w:rPr>
           <w:rFonts w:ascii="Consolas" w:hAnsi="Consolas"/>
+          <w:b w:val="0"/>
           <w:color w:val="111111"/>
           <w:sz w:val="21"/>
         </w:rPr>
@@ -2352,6 +2402,7 @@
       <w:r>
         <w:rPr>
           <w:rFonts w:ascii="Consolas" w:hAnsi="Consolas"/>
+          <w:b w:val="0"/>
           <w:color w:val="111111"/>
           <w:sz w:val="21"/>
         </w:rPr>
@@ -2368,6 +2419,7 @@
       <w:r>
         <w:rPr>
           <w:rFonts w:ascii="Consolas" w:hAnsi="Consolas"/>
+          <w:b w:val="0"/>
           <w:color w:val="111111"/>
           <w:sz w:val="21"/>
         </w:rPr>
@@ -2384,6 +2436,7 @@
       <w:r>
         <w:rPr>
           <w:rFonts w:ascii="Consolas" w:hAnsi="Consolas"/>
+          <w:b w:val="0"/>
           <w:color w:val="111111"/>
           <w:sz w:val="21"/>
         </w:rPr>
@@ -2421,6 +2474,7 @@
       <w:r>
         <w:rPr>
           <w:rFonts w:ascii="Consolas" w:hAnsi="Consolas"/>
+          <w:b w:val="0"/>
           <w:color w:val="111111"/>
           <w:sz w:val="21"/>
         </w:rPr>
@@ -2437,6 +2491,7 @@
       <w:r>
         <w:rPr>
           <w:rFonts w:ascii="Consolas" w:hAnsi="Consolas"/>
+          <w:b w:val="0"/>
           <w:color w:val="111111"/>
           <w:sz w:val="21"/>
         </w:rPr>
@@ -2453,6 +2508,7 @@
       <w:r>
         <w:rPr>
           <w:rFonts w:ascii="Consolas" w:hAnsi="Consolas"/>
+          <w:b w:val="0"/>
           <w:color w:val="111111"/>
           <w:sz w:val="21"/>
         </w:rPr>
@@ -2469,6 +2525,7 @@
       <w:r>
         <w:rPr>
           <w:rFonts w:ascii="Consolas" w:hAnsi="Consolas"/>
+          <w:b w:val="0"/>
           <w:color w:val="111111"/>
           <w:sz w:val="21"/>
         </w:rPr>
@@ -2485,6 +2542,7 @@
       <w:r>
         <w:rPr>
           <w:rFonts w:ascii="Consolas" w:hAnsi="Consolas"/>
+          <w:b w:val="0"/>
           <w:color w:val="111111"/>
           <w:sz w:val="21"/>
         </w:rPr>
@@ -2501,6 +2559,7 @@
       <w:r>
         <w:rPr>
           <w:rFonts w:ascii="Consolas" w:hAnsi="Consolas"/>
+          <w:b w:val="0"/>
           <w:color w:val="111111"/>
           <w:sz w:val="21"/>
         </w:rPr>
@@ -2554,6 +2613,7 @@
       <w:r>
         <w:rPr>
           <w:rFonts w:ascii="Consolas" w:hAnsi="Consolas"/>
+          <w:b w:val="0"/>
           <w:color w:val="111111"/>
           <w:sz w:val="21"/>
         </w:rPr>
@@ -2587,11 +2647,37 @@
       </w:pPr>
       <w:r>
         <w:rPr>
+          <w:rFonts w:ascii="Consolas" w:hAnsi="Consolas"/>
           <w:b/>
-          <w:color w:val="4A4A49"/>
-          <w:sz w:val="22"/>
-        </w:rPr>
-        <w:t>`IF NOT FOUND` despues de un `SELECT COUNT(*) INTO`.</w:t>
+          <w:color w:val="111111"/>
+          <w:sz w:val="21"/>
+        </w:rPr>
+        <w:t>IF NOT FOUND</w:t>
+      </w:r>
+      <w:r>
+        <w:rPr>
+          <w:b/>
+          <w:color w:val="4A4A49"/>
+          <w:sz w:val="22"/>
+        </w:rPr>
+        <w:t xml:space="preserve"> despues de un </w:t>
+      </w:r>
+      <w:r>
+        <w:rPr>
+          <w:rFonts w:ascii="Consolas" w:hAnsi="Consolas"/>
+          <w:b/>
+          <w:color w:val="111111"/>
+          <w:sz w:val="21"/>
+        </w:rPr>
+        <w:t>SELECT COUNT(*) INTO</w:t>
+      </w:r>
+      <w:r>
+        <w:rPr>
+          <w:b/>
+          <w:color w:val="4A4A49"/>
+          <w:sz w:val="22"/>
+        </w:rPr>
+        <w:t>.</w:t>
       </w:r>
       <w:r>
         <w:rPr>
@@ -2604,6 +2690,7 @@
       <w:r>
         <w:rPr>
           <w:rFonts w:ascii="Consolas" w:hAnsi="Consolas"/>
+          <w:b w:val="0"/>
           <w:color w:val="111111"/>
           <w:sz w:val="21"/>
         </w:rPr>
@@ -2620,6 +2707,7 @@
       <w:r>
         <w:rPr>
           <w:rFonts w:ascii="Consolas" w:hAnsi="Consolas"/>
+          <w:b w:val="0"/>
           <w:color w:val="111111"/>
           <w:sz w:val="21"/>
         </w:rPr>
@@ -2636,6 +2724,7 @@
       <w:r>
         <w:rPr>
           <w:rFonts w:ascii="Consolas" w:hAnsi="Consolas"/>
+          <w:b w:val="0"/>
           <w:color w:val="111111"/>
           <w:sz w:val="21"/>
         </w:rPr>
@@ -2652,6 +2741,7 @@
       <w:r>
         <w:rPr>
           <w:rFonts w:ascii="Consolas" w:hAnsi="Consolas"/>
+          <w:b w:val="0"/>
           <w:color w:val="111111"/>
           <w:sz w:val="21"/>
         </w:rPr>
@@ -2676,7 +2766,16 @@
           <w:color w:val="4A4A49"/>
           <w:sz w:val="22"/>
         </w:rPr>
-        <w:t>Olvidar `AND estado &lt;&gt; 'CANCELADA'`</w:t>
+        <w:t xml:space="preserve">Olvidar </w:t>
+      </w:r>
+      <w:r>
+        <w:rPr>
+          <w:rFonts w:ascii="Consolas" w:hAnsi="Consolas"/>
+          <w:b/>
+          <w:color w:val="111111"/>
+          <w:sz w:val="21"/>
+        </w:rPr>
+        <w:t>AND estado &lt;&gt; 'CANCELADA'</w:t>
       </w:r>
       <w:r>
         <w:rPr>
@@ -2689,6 +2788,7 @@
       <w:r>
         <w:rPr>
           <w:rFonts w:ascii="Consolas" w:hAnsi="Consolas"/>
+          <w:b w:val="0"/>
           <w:color w:val="111111"/>
           <w:sz w:val="21"/>
         </w:rPr>
@@ -2705,6 +2805,7 @@
       <w:r>
         <w:rPr>
           <w:rFonts w:ascii="Consolas" w:hAnsi="Consolas"/>
+          <w:b w:val="0"/>
           <w:color w:val="111111"/>
           <w:sz w:val="21"/>
         </w:rPr>
@@ -2725,11 +2826,12 @@
       </w:pPr>
       <w:r>
         <w:rPr>
+          <w:rFonts w:ascii="Consolas" w:hAnsi="Consolas"/>
           <w:b/>
-          <w:color w:val="4A4A49"/>
-          <w:sz w:val="22"/>
-        </w:rPr>
-        <w:t>`RAISE EXCEPTION 'ERROR: la mascota ' || p_id_mascota || ' no existe';`</w:t>
+          <w:color w:val="111111"/>
+          <w:sz w:val="21"/>
+        </w:rPr>
+        <w:t>RAISE EXCEPTION 'ERROR: la mascota ' || p_id_mascota || ' no existe';</w:t>
       </w:r>
       <w:r>
         <w:rPr>
@@ -2742,6 +2844,7 @@
       <w:r>
         <w:rPr>
           <w:rFonts w:ascii="Consolas" w:hAnsi="Consolas"/>
+          <w:b w:val="0"/>
           <w:color w:val="111111"/>
           <w:sz w:val="21"/>
         </w:rPr>
@@ -2758,6 +2861,7 @@
       <w:r>
         <w:rPr>
           <w:rFonts w:ascii="Consolas" w:hAnsi="Consolas"/>
+          <w:b w:val="0"/>
           <w:color w:val="111111"/>
           <w:sz w:val="21"/>
         </w:rPr>
@@ -2774,6 +2878,7 @@
       <w:r>
         <w:rPr>
           <w:rFonts w:ascii="Consolas" w:hAnsi="Consolas"/>
+          <w:b w:val="0"/>
           <w:color w:val="111111"/>
           <w:sz w:val="21"/>
         </w:rPr>
@@ -2790,6 +2895,7 @@
       <w:r>
         <w:rPr>
           <w:rFonts w:ascii="Consolas" w:hAnsi="Consolas"/>
+          <w:b w:val="0"/>
           <w:color w:val="111111"/>
           <w:sz w:val="21"/>
         </w:rPr>
@@ -2806,6 +2912,7 @@
       <w:r>
         <w:rPr>
           <w:rFonts w:ascii="Consolas" w:hAnsi="Consolas"/>
+          <w:b w:val="0"/>
           <w:color w:val="111111"/>
           <w:sz w:val="21"/>
         </w:rPr>
@@ -2822,6 +2929,7 @@
       <w:r>
         <w:rPr>
           <w:rFonts w:ascii="Consolas" w:hAnsi="Consolas"/>
+          <w:b w:val="0"/>
           <w:color w:val="111111"/>
           <w:sz w:val="21"/>
         </w:rPr>
@@ -2859,6 +2967,7 @@
       <w:r>
         <w:rPr>
           <w:rFonts w:ascii="Consolas" w:hAnsi="Consolas"/>
+          <w:b w:val="0"/>
           <w:color w:val="111111"/>
           <w:sz w:val="21"/>
         </w:rPr>
@@ -2883,7 +2992,41 @@
           <w:color w:val="4A4A49"/>
           <w:sz w:val="22"/>
         </w:rPr>
-        <w:t>Comprobar la existencia con `SELECT COUNT(*) INTO v_existe` y luego el estado con un segundo `SELECT`.</w:t>
+        <w:t xml:space="preserve">Comprobar la existencia con </w:t>
+      </w:r>
+      <w:r>
+        <w:rPr>
+          <w:rFonts w:ascii="Consolas" w:hAnsi="Consolas"/>
+          <w:b/>
+          <w:color w:val="111111"/>
+          <w:sz w:val="21"/>
+        </w:rPr>
+        <w:t>SELECT COUNT(*) INTO v_existe</w:t>
+      </w:r>
+      <w:r>
+        <w:rPr>
+          <w:b/>
+          <w:color w:val="4A4A49"/>
+          <w:sz w:val="22"/>
+        </w:rPr>
+        <w:t xml:space="preserve"> y luego el estado con un segundo </w:t>
+      </w:r>
+      <w:r>
+        <w:rPr>
+          <w:rFonts w:ascii="Consolas" w:hAnsi="Consolas"/>
+          <w:b/>
+          <w:color w:val="111111"/>
+          <w:sz w:val="21"/>
+        </w:rPr>
+        <w:t>SELECT</w:t>
+      </w:r>
+      <w:r>
+        <w:rPr>
+          <w:b/>
+          <w:color w:val="4A4A49"/>
+          <w:sz w:val="22"/>
+        </w:rPr>
+        <w:t>.</w:t>
       </w:r>
       <w:r>
         <w:rPr>
@@ -2896,6 +3039,7 @@
       <w:r>
         <w:rPr>
           <w:rFonts w:ascii="Consolas" w:hAnsi="Consolas"/>
+          <w:b w:val="0"/>
           <w:color w:val="111111"/>
           <w:sz w:val="21"/>
         </w:rPr>
@@ -2920,7 +3064,16 @@
           <w:color w:val="4A4A49"/>
           <w:sz w:val="22"/>
         </w:rPr>
-        <w:t>Terminar el bloque con `/`</w:t>
+        <w:t xml:space="preserve">Terminar el bloque con </w:t>
+      </w:r>
+      <w:r>
+        <w:rPr>
+          <w:rFonts w:ascii="Consolas" w:hAnsi="Consolas"/>
+          <w:b/>
+          <w:color w:val="111111"/>
+          <w:sz w:val="21"/>
+        </w:rPr>
+        <w:t>/</w:t>
       </w:r>
       <w:r>
         <w:rPr>
@@ -2933,6 +3086,7 @@
       <w:r>
         <w:rPr>
           <w:rFonts w:ascii="Consolas" w:hAnsi="Consolas"/>
+          <w:b w:val="0"/>
           <w:color w:val="111111"/>
           <w:sz w:val="21"/>
         </w:rPr>
@@ -2949,6 +3103,7 @@
       <w:r>
         <w:rPr>
           <w:rFonts w:ascii="Consolas" w:hAnsi="Consolas"/>
+          <w:b w:val="0"/>
           <w:color w:val="111111"/>
           <w:sz w:val="21"/>
         </w:rPr>
@@ -2965,6 +3120,7 @@
       <w:r>
         <w:rPr>
           <w:rFonts w:ascii="Consolas" w:hAnsi="Consolas"/>
+          <w:b w:val="0"/>
           <w:color w:val="111111"/>
           <w:sz w:val="21"/>
         </w:rPr>
@@ -2981,6 +3137,7 @@
       <w:r>
         <w:rPr>
           <w:rFonts w:ascii="Consolas" w:hAnsi="Consolas"/>
+          <w:b w:val="0"/>
           <w:color w:val="111111"/>
           <w:sz w:val="21"/>
         </w:rPr>
@@ -4163,7 +4320,7 @@
           <w:color w:val="111111"/>
           <w:sz w:val="19"/>
         </w:rPr>
-        <w:t xml:space="preserve">    citas el 22 de septiembre (P3 no inserto); y **1, no 2**, en la franja del</w:t>
+        <w:t xml:space="preserve">    citas el 22 de septiembre (P3 no inserto); y 1, no 2, en la franja del</w:t>
       </w:r>
       <w:r>
         <w:br/>
@@ -4195,7 +4352,7 @@
           <w:color w:val="111111"/>
           <w:sz w:val="19"/>
         </w:rPr>
-        <w:t xml:space="preserve">    Sobre la columna `paso`: aqui las 4 filas quedan en **t** porque `paso` se</w:t>
+        <w:t xml:space="preserve">    Sobre la columna «paso»: aqui las 4 filas quedan en «t» porque «paso» se</w:t>
       </w:r>
       <w:r>
         <w:br/>
@@ -4228,7 +4385,7 @@
           <w:color w:val="111111"/>
           <w:sz w:val="19"/>
         </w:rPr>
-        <w:t xml:space="preserve">    framework de pruebas. La plantilla del enunciado deja las negativas en `f`,</w:t>
+        <w:t xml:space="preserve">    framework de pruebas. La plantilla del enunciado deja las negativas en «f»,</w:t>
       </w:r>
       <w:r>
         <w:br/>
@@ -4239,7 +4396,7 @@
           <w:color w:val="111111"/>
           <w:sz w:val="19"/>
         </w:rPr>
-        <w:t xml:space="preserve">    leyendo `paso` como "la operacion se completo": tambien es correcta y vale los</w:t>
+        <w:t xml:space="preserve">    leyendo «paso» como "la operacion se completo": tambien es correcta y vale los</w:t>
       </w:r>
       <w:r>
         <w:br/>
@@ -4250,7 +4407,7 @@
           <w:color w:val="111111"/>
           <w:sz w:val="19"/>
         </w:rPr>
-        <w:t xml:space="preserve">    mismos puntos, **siempre que el estudiante escriba cual de las dos usa**. Lo</w:t>
+        <w:t xml:space="preserve">    mismos puntos, siempre que el estudiante escriba cual de las dos usa. Lo</w:t>
       </w:r>
       <w:r>
         <w:br/>
@@ -4261,7 +4418,7 @@
           <w:color w:val="111111"/>
           <w:sz w:val="19"/>
         </w:rPr>
-        <w:t xml:space="preserve">    que no se acepta es que las cuatro filas digan `t` sin haber verificado el</w:t>
+        <w:t xml:space="preserve">    que no se acepta es que las cuatro filas digan «t» sin haber verificado el</w:t>
       </w:r>
       <w:r>
         <w:br/>
@@ -4272,7 +4429,7 @@
           <w:color w:val="111111"/>
           <w:sz w:val="19"/>
         </w:rPr>
-        <w:t xml:space="preserve">    texto de la excepcion, porque entonces `paso` no significa nada.</w:t>
+        <w:t xml:space="preserve">    texto de la excepcion, porque entonces «paso» no significa nada.</w:t>
       </w:r>
     </w:p>
     <w:p>
@@ -4298,7 +4455,24 @@
           <w:color w:val="4A4A49"/>
           <w:sz w:val="22"/>
         </w:rPr>
-        <w:t>16 pts — los cuatro bloques `DO`, 4 pts cada uno.</w:t>
+        <w:t xml:space="preserve">16 pts — los cuatro bloques </w:t>
+      </w:r>
+      <w:r>
+        <w:rPr>
+          <w:rFonts w:ascii="Consolas" w:hAnsi="Consolas"/>
+          <w:b/>
+          <w:color w:val="111111"/>
+          <w:sz w:val="21"/>
+        </w:rPr>
+        <w:t>DO</w:t>
+      </w:r>
+      <w:r>
+        <w:rPr>
+          <w:b/>
+          <w:color w:val="4A4A49"/>
+          <w:sz w:val="22"/>
+        </w:rPr>
+        <w:t>, 4 pts cada uno.</w:t>
       </w:r>
       <w:r>
         <w:rPr>
@@ -4311,6 +4485,7 @@
       <w:r>
         <w:rPr>
           <w:rFonts w:ascii="Consolas" w:hAnsi="Consolas"/>
+          <w:b w:val="0"/>
           <w:color w:val="111111"/>
           <w:sz w:val="21"/>
         </w:rPr>
@@ -4327,6 +4502,7 @@
       <w:r>
         <w:rPr>
           <w:rFonts w:ascii="Consolas" w:hAnsi="Consolas"/>
+          <w:b w:val="0"/>
           <w:color w:val="111111"/>
           <w:sz w:val="21"/>
         </w:rPr>
@@ -4343,6 +4519,7 @@
       <w:r>
         <w:rPr>
           <w:rFonts w:ascii="Consolas" w:hAnsi="Consolas"/>
+          <w:b w:val="0"/>
           <w:color w:val="111111"/>
           <w:sz w:val="21"/>
         </w:rPr>
@@ -4359,6 +4536,7 @@
       <w:r>
         <w:rPr>
           <w:rFonts w:ascii="Consolas" w:hAnsi="Consolas"/>
+          <w:b w:val="0"/>
           <w:color w:val="111111"/>
           <w:sz w:val="21"/>
         </w:rPr>
@@ -4399,7 +4577,24 @@
           <w:color w:val="4A4A49"/>
           <w:sz w:val="22"/>
         </w:rPr>
-        <w:t>4 pts — la semantica de `paso` es coherente y esta declarada.</w:t>
+        <w:t xml:space="preserve">4 pts — la semantica de </w:t>
+      </w:r>
+      <w:r>
+        <w:rPr>
+          <w:rFonts w:ascii="Consolas" w:hAnsi="Consolas"/>
+          <w:b/>
+          <w:color w:val="111111"/>
+          <w:sz w:val="21"/>
+        </w:rPr>
+        <w:t>paso</w:t>
+      </w:r>
+      <w:r>
+        <w:rPr>
+          <w:b/>
+          <w:color w:val="4A4A49"/>
+          <w:sz w:val="22"/>
+        </w:rPr>
+        <w:t xml:space="preserve"> es coherente y esta declarada.</w:t>
       </w:r>
       <w:r>
         <w:rPr>
@@ -4412,6 +4607,7 @@
       <w:r>
         <w:rPr>
           <w:rFonts w:ascii="Consolas" w:hAnsi="Consolas"/>
+          <w:b w:val="0"/>
           <w:color w:val="111111"/>
           <w:sz w:val="21"/>
         </w:rPr>
@@ -4449,6 +4645,7 @@
       <w:r>
         <w:rPr>
           <w:rFonts w:ascii="Consolas" w:hAnsi="Consolas"/>
+          <w:b w:val="0"/>
           <w:color w:val="111111"/>
           <w:sz w:val="21"/>
         </w:rPr>
@@ -4486,6 +4683,7 @@
       <w:r>
         <w:rPr>
           <w:rFonts w:ascii="Consolas" w:hAnsi="Consolas"/>
+          <w:b w:val="0"/>
           <w:color w:val="111111"/>
           <w:sz w:val="21"/>
         </w:rPr>
@@ -4502,6 +4700,7 @@
       <w:r>
         <w:rPr>
           <w:rFonts w:ascii="Consolas" w:hAnsi="Consolas"/>
+          <w:b w:val="0"/>
           <w:color w:val="111111"/>
           <w:sz w:val="21"/>
         </w:rPr>
@@ -4539,6 +4738,7 @@
       <w:r>
         <w:rPr>
           <w:rFonts w:ascii="Consolas" w:hAnsi="Consolas"/>
+          <w:b w:val="0"/>
           <w:color w:val="111111"/>
           <w:sz w:val="21"/>
         </w:rPr>
@@ -4592,6 +4792,7 @@
       <w:r>
         <w:rPr>
           <w:rFonts w:ascii="Consolas" w:hAnsi="Consolas"/>
+          <w:b w:val="0"/>
           <w:color w:val="111111"/>
           <w:sz w:val="21"/>
         </w:rPr>
@@ -4629,7 +4830,41 @@
           <w:color w:val="4A4A49"/>
           <w:sz w:val="22"/>
         </w:rPr>
-        <w:t>Escribir los cuatro `CALL` seguidos, sin bloques `DO`.</w:t>
+        <w:t xml:space="preserve">Escribir los cuatro </w:t>
+      </w:r>
+      <w:r>
+        <w:rPr>
+          <w:rFonts w:ascii="Consolas" w:hAnsi="Consolas"/>
+          <w:b/>
+          <w:color w:val="111111"/>
+          <w:sz w:val="21"/>
+        </w:rPr>
+        <w:t>CALL</w:t>
+      </w:r>
+      <w:r>
+        <w:rPr>
+          <w:b/>
+          <w:color w:val="4A4A49"/>
+          <w:sz w:val="22"/>
+        </w:rPr>
+        <w:t xml:space="preserve"> seguidos, sin bloques </w:t>
+      </w:r>
+      <w:r>
+        <w:rPr>
+          <w:rFonts w:ascii="Consolas" w:hAnsi="Consolas"/>
+          <w:b/>
+          <w:color w:val="111111"/>
+          <w:sz w:val="21"/>
+        </w:rPr>
+        <w:t>DO</w:t>
+      </w:r>
+      <w:r>
+        <w:rPr>
+          <w:b/>
+          <w:color w:val="4A4A49"/>
+          <w:sz w:val="22"/>
+        </w:rPr>
+        <w:t>.</w:t>
       </w:r>
       <w:r>
         <w:rPr>
@@ -4642,6 +4877,7 @@
       <w:r>
         <w:rPr>
           <w:rFonts w:ascii="Consolas" w:hAnsi="Consolas"/>
+          <w:b w:val="0"/>
           <w:color w:val="111111"/>
           <w:sz w:val="21"/>
         </w:rPr>
@@ -4666,7 +4902,41 @@
           <w:color w:val="4A4A49"/>
           <w:sz w:val="22"/>
         </w:rPr>
-        <w:t>Un solo bloque `DO` con los cuatro `CALL` dentro.</w:t>
+        <w:t xml:space="preserve">Un solo bloque </w:t>
+      </w:r>
+      <w:r>
+        <w:rPr>
+          <w:rFonts w:ascii="Consolas" w:hAnsi="Consolas"/>
+          <w:b/>
+          <w:color w:val="111111"/>
+          <w:sz w:val="21"/>
+        </w:rPr>
+        <w:t>DO</w:t>
+      </w:r>
+      <w:r>
+        <w:rPr>
+          <w:b/>
+          <w:color w:val="4A4A49"/>
+          <w:sz w:val="22"/>
+        </w:rPr>
+        <w:t xml:space="preserve"> con los cuatro </w:t>
+      </w:r>
+      <w:r>
+        <w:rPr>
+          <w:rFonts w:ascii="Consolas" w:hAnsi="Consolas"/>
+          <w:b/>
+          <w:color w:val="111111"/>
+          <w:sz w:val="21"/>
+        </w:rPr>
+        <w:t>CALL</w:t>
+      </w:r>
+      <w:r>
+        <w:rPr>
+          <w:b/>
+          <w:color w:val="4A4A49"/>
+          <w:sz w:val="22"/>
+        </w:rPr>
+        <w:t xml:space="preserve"> dentro.</w:t>
       </w:r>
       <w:r>
         <w:rPr>
@@ -4683,11 +4953,12 @@
       </w:pPr>
       <w:r>
         <w:rPr>
+          <w:rFonts w:ascii="Consolas" w:hAnsi="Consolas"/>
           <w:b/>
-          <w:color w:val="4A4A49"/>
-          <w:sz w:val="22"/>
-        </w:rPr>
-        <w:t>`EXCEPTION WHEN OTHERS THEN NULL;`</w:t>
+          <w:color w:val="111111"/>
+          <w:sz w:val="21"/>
+        </w:rPr>
+        <w:t>EXCEPTION WHEN OTHERS THEN NULL;</w:t>
       </w:r>
       <w:r>
         <w:rPr>
@@ -4721,6 +4992,7 @@
       <w:r>
         <w:rPr>
           <w:rFonts w:ascii="Consolas" w:hAnsi="Consolas"/>
+          <w:b w:val="0"/>
           <w:color w:val="111111"/>
           <w:sz w:val="21"/>
         </w:rPr>
@@ -4737,6 +5009,7 @@
       <w:r>
         <w:rPr>
           <w:rFonts w:ascii="Consolas" w:hAnsi="Consolas"/>
+          <w:b w:val="0"/>
           <w:color w:val="111111"/>
           <w:sz w:val="21"/>
         </w:rPr>
@@ -4774,6 +5047,7 @@
       <w:r>
         <w:rPr>
           <w:rFonts w:ascii="Consolas" w:hAnsi="Consolas"/>
+          <w:b w:val="0"/>
           <w:color w:val="111111"/>
           <w:sz w:val="21"/>
         </w:rPr>
@@ -4790,6 +5064,7 @@
       <w:r>
         <w:rPr>
           <w:rFonts w:ascii="Consolas" w:hAnsi="Consolas"/>
+          <w:b w:val="0"/>
           <w:color w:val="111111"/>
           <w:sz w:val="21"/>
         </w:rPr>
@@ -4806,6 +5081,7 @@
       <w:r>
         <w:rPr>
           <w:rFonts w:ascii="Consolas" w:hAnsi="Consolas"/>
+          <w:b w:val="0"/>
           <w:color w:val="111111"/>
           <w:sz w:val="21"/>
         </w:rPr>
@@ -4822,6 +5098,7 @@
       <w:r>
         <w:rPr>
           <w:rFonts w:ascii="Consolas" w:hAnsi="Consolas"/>
+          <w:b w:val="0"/>
           <w:color w:val="111111"/>
           <w:sz w:val="21"/>
         </w:rPr>
@@ -4859,6 +5136,7 @@
       <w:r>
         <w:rPr>
           <w:rFonts w:ascii="Consolas" w:hAnsi="Consolas"/>
+          <w:b w:val="0"/>
           <w:color w:val="111111"/>
           <w:sz w:val="21"/>
         </w:rPr>
@@ -5035,6 +5313,7 @@
             <w:r>
               <w:rPr>
                 <w:rFonts w:ascii="Consolas" w:hAnsi="Consolas"/>
+                <w:b w:val="0"/>
                 <w:color w:val="111111"/>
                 <w:sz w:val="19"/>
               </w:rPr>
@@ -5051,6 +5330,7 @@
             <w:r>
               <w:rPr>
                 <w:rFonts w:ascii="Consolas" w:hAnsi="Consolas"/>
+                <w:b w:val="0"/>
                 <w:color w:val="111111"/>
                 <w:sz w:val="19"/>
               </w:rPr>
@@ -5083,6 +5363,7 @@
             <w:r>
               <w:rPr>
                 <w:rFonts w:ascii="Consolas" w:hAnsi="Consolas"/>
+                <w:b w:val="0"/>
                 <w:color w:val="111111"/>
                 <w:sz w:val="19"/>
               </w:rPr>
@@ -5099,6 +5380,7 @@
             <w:r>
               <w:rPr>
                 <w:rFonts w:ascii="Consolas" w:hAnsi="Consolas"/>
+                <w:b w:val="0"/>
                 <w:color w:val="111111"/>
                 <w:sz w:val="19"/>
               </w:rPr>
@@ -5115,6 +5397,7 @@
             <w:r>
               <w:rPr>
                 <w:rFonts w:ascii="Consolas" w:hAnsi="Consolas"/>
+                <w:b w:val="0"/>
                 <w:color w:val="111111"/>
                 <w:sz w:val="19"/>
               </w:rPr>
@@ -5208,6 +5491,7 @@
             <w:r>
               <w:rPr>
                 <w:rFonts w:ascii="Consolas" w:hAnsi="Consolas"/>
+                <w:b w:val="0"/>
                 <w:color w:val="111111"/>
                 <w:sz w:val="19"/>
               </w:rPr>
@@ -5224,6 +5508,7 @@
             <w:r>
               <w:rPr>
                 <w:rFonts w:ascii="Consolas" w:hAnsi="Consolas"/>
+                <w:b w:val="0"/>
                 <w:color w:val="111111"/>
                 <w:sz w:val="19"/>
               </w:rPr>
@@ -5240,6 +5525,7 @@
             <w:r>
               <w:rPr>
                 <w:rFonts w:ascii="Consolas" w:hAnsi="Consolas"/>
+                <w:b w:val="0"/>
                 <w:color w:val="111111"/>
                 <w:sz w:val="19"/>
               </w:rPr>
@@ -5256,6 +5542,7 @@
             <w:r>
               <w:rPr>
                 <w:rFonts w:ascii="Consolas" w:hAnsi="Consolas"/>
+                <w:b w:val="0"/>
                 <w:color w:val="111111"/>
                 <w:sz w:val="19"/>
               </w:rPr>
@@ -5330,6 +5617,7 @@
             <w:r>
               <w:rPr>
                 <w:rFonts w:ascii="Consolas" w:hAnsi="Consolas"/>
+                <w:b w:val="0"/>
                 <w:color w:val="111111"/>
                 <w:sz w:val="19"/>
               </w:rPr>
@@ -5346,6 +5634,7 @@
             <w:r>
               <w:rPr>
                 <w:rFonts w:ascii="Consolas" w:hAnsi="Consolas"/>
+                <w:b w:val="0"/>
                 <w:color w:val="111111"/>
                 <w:sz w:val="19"/>
               </w:rPr>
@@ -5378,6 +5667,7 @@
             <w:r>
               <w:rPr>
                 <w:rFonts w:ascii="Consolas" w:hAnsi="Consolas"/>
+                <w:b w:val="0"/>
                 <w:color w:val="111111"/>
                 <w:sz w:val="19"/>
               </w:rPr>
@@ -5394,6 +5684,7 @@
             <w:r>
               <w:rPr>
                 <w:rFonts w:ascii="Consolas" w:hAnsi="Consolas"/>
+                <w:b w:val="0"/>
                 <w:color w:val="111111"/>
                 <w:sz w:val="19"/>
               </w:rPr>
@@ -5487,6 +5778,7 @@
             <w:r>
               <w:rPr>
                 <w:rFonts w:ascii="Consolas" w:hAnsi="Consolas"/>
+                <w:b w:val="0"/>
                 <w:color w:val="111111"/>
                 <w:sz w:val="19"/>
               </w:rPr>
@@ -5519,6 +5811,7 @@
             <w:r>
               <w:rPr>
                 <w:rFonts w:ascii="Consolas" w:hAnsi="Consolas"/>
+                <w:b w:val="0"/>
                 <w:color w:val="111111"/>
                 <w:sz w:val="19"/>
               </w:rPr>
@@ -5535,6 +5828,7 @@
             <w:r>
               <w:rPr>
                 <w:rFonts w:ascii="Consolas" w:hAnsi="Consolas"/>
+                <w:b w:val="0"/>
                 <w:color w:val="111111"/>
                 <w:sz w:val="19"/>
               </w:rPr>
@@ -5609,6 +5903,7 @@
             <w:r>
               <w:rPr>
                 <w:rFonts w:ascii="Consolas" w:hAnsi="Consolas"/>
+                <w:b w:val="0"/>
                 <w:color w:val="111111"/>
                 <w:sz w:val="19"/>
               </w:rPr>
@@ -5625,6 +5920,7 @@
             <w:r>
               <w:rPr>
                 <w:rFonts w:ascii="Consolas" w:hAnsi="Consolas"/>
+                <w:b w:val="0"/>
                 <w:color w:val="111111"/>
                 <w:sz w:val="19"/>
               </w:rPr>
@@ -5641,6 +5937,7 @@
             <w:r>
               <w:rPr>
                 <w:rFonts w:ascii="Consolas" w:hAnsi="Consolas"/>
+                <w:b w:val="0"/>
                 <w:color w:val="111111"/>
                 <w:sz w:val="19"/>
               </w:rPr>
@@ -5657,6 +5954,7 @@
             <w:r>
               <w:rPr>
                 <w:rFonts w:ascii="Consolas" w:hAnsi="Consolas"/>
+                <w:b w:val="0"/>
                 <w:color w:val="111111"/>
                 <w:sz w:val="19"/>
               </w:rPr>
@@ -5673,6 +5971,7 @@
             <w:r>
               <w:rPr>
                 <w:rFonts w:ascii="Consolas" w:hAnsi="Consolas"/>
+                <w:b w:val="0"/>
                 <w:color w:val="111111"/>
                 <w:sz w:val="19"/>
               </w:rPr>
@@ -5689,6 +5988,7 @@
             <w:r>
               <w:rPr>
                 <w:rFonts w:ascii="Consolas" w:hAnsi="Consolas"/>
+                <w:b w:val="0"/>
                 <w:color w:val="111111"/>
                 <w:sz w:val="19"/>
               </w:rPr>
@@ -5743,6 +6043,7 @@
       <w:r>
         <w:rPr>
           <w:rFonts w:ascii="Consolas" w:hAnsi="Consolas"/>
+          <w:b w:val="0"/>
           <w:color w:val="111111"/>
           <w:sz w:val="21"/>
         </w:rPr>
@@ -5788,6 +6089,7 @@
       <w:r>
         <w:rPr>
           <w:rFonts w:ascii="Consolas" w:hAnsi="Consolas"/>
+          <w:b w:val="0"/>
           <w:color w:val="111111"/>
           <w:sz w:val="21"/>
         </w:rPr>
@@ -5817,6 +6119,7 @@
       <w:r>
         <w:rPr>
           <w:rFonts w:ascii="Consolas" w:hAnsi="Consolas"/>
+          <w:b w:val="0"/>
           <w:color w:val="111111"/>
           <w:sz w:val="21"/>
         </w:rPr>
@@ -5833,6 +6136,7 @@
       <w:r>
         <w:rPr>
           <w:rFonts w:ascii="Consolas" w:hAnsi="Consolas"/>
+          <w:b w:val="0"/>
           <w:color w:val="111111"/>
           <w:sz w:val="21"/>
         </w:rPr>
@@ -5891,7 +6195,41 @@
           <w:color w:val="4A4A49"/>
           <w:sz w:val="22"/>
         </w:rPr>
-        <w:t>Marcar la del `PROCEDURE` con `OUT`.</w:t>
+        <w:t xml:space="preserve">Marcar la del </w:t>
+      </w:r>
+      <w:r>
+        <w:rPr>
+          <w:rFonts w:ascii="Consolas" w:hAnsi="Consolas"/>
+          <w:b/>
+          <w:color w:val="111111"/>
+          <w:sz w:val="21"/>
+        </w:rPr>
+        <w:t>PROCEDURE</w:t>
+      </w:r>
+      <w:r>
+        <w:rPr>
+          <w:b/>
+          <w:color w:val="4A4A49"/>
+          <w:sz w:val="22"/>
+        </w:rPr>
+        <w:t xml:space="preserve"> con </w:t>
+      </w:r>
+      <w:r>
+        <w:rPr>
+          <w:rFonts w:ascii="Consolas" w:hAnsi="Consolas"/>
+          <w:b/>
+          <w:color w:val="111111"/>
+          <w:sz w:val="21"/>
+        </w:rPr>
+        <w:t>OUT</w:t>
+      </w:r>
+      <w:r>
+        <w:rPr>
+          <w:b/>
+          <w:color w:val="4A4A49"/>
+          <w:sz w:val="22"/>
+        </w:rPr>
+        <w:t>.</w:t>
       </w:r>
       <w:r>
         <w:rPr>
@@ -5907,7 +6245,16 @@
           <w:color w:val="4A4A49"/>
           <w:sz w:val="22"/>
         </w:rPr>
-        <w:t>usarlo dentro de un `SELECT`</w:t>
+        <w:t xml:space="preserve">usarlo dentro de un </w:t>
+      </w:r>
+      <w:r>
+        <w:rPr>
+          <w:rFonts w:ascii="Consolas" w:hAnsi="Consolas"/>
+          <w:b/>
+          <w:color w:val="111111"/>
+          <w:sz w:val="21"/>
+        </w:rPr>
+        <w:t>SELECT</w:t>
       </w:r>
       <w:r>
         <w:rPr>
@@ -5920,6 +6267,7 @@
       <w:r>
         <w:rPr>
           <w:rFonts w:ascii="Consolas" w:hAnsi="Consolas"/>
+          <w:b w:val="0"/>
           <w:color w:val="111111"/>
           <w:sz w:val="21"/>
         </w:rPr>
@@ -5944,7 +6292,24 @@
           <w:color w:val="4A4A49"/>
           <w:sz w:val="22"/>
         </w:rPr>
-        <w:t>Marcar la ultima («solo si es `LANGUAGE sql`»).</w:t>
+        <w:t xml:space="preserve">Marcar la ultima («solo si es </w:t>
+      </w:r>
+      <w:r>
+        <w:rPr>
+          <w:rFonts w:ascii="Consolas" w:hAnsi="Consolas"/>
+          <w:b/>
+          <w:color w:val="111111"/>
+          <w:sz w:val="21"/>
+        </w:rPr>
+        <w:t>LANGUAGE sql</w:t>
+      </w:r>
+      <w:r>
+        <w:rPr>
+          <w:b/>
+          <w:color w:val="4A4A49"/>
+          <w:sz w:val="22"/>
+        </w:rPr>
+        <w:t>»).</w:t>
       </w:r>
       <w:r>
         <w:rPr>
@@ -5965,7 +6330,24 @@
           <w:color w:val="4A4A49"/>
           <w:sz w:val="22"/>
         </w:rPr>
-        <w:t>Responder bien aqui y despues escribir `CREATE FUNCTION` en la pregunta 4.</w:t>
+        <w:t xml:space="preserve">Responder bien aqui y despues escribir </w:t>
+      </w:r>
+      <w:r>
+        <w:rPr>
+          <w:rFonts w:ascii="Consolas" w:hAnsi="Consolas"/>
+          <w:b/>
+          <w:color w:val="111111"/>
+          <w:sz w:val="21"/>
+        </w:rPr>
+        <w:t>CREATE FUNCTION</w:t>
+      </w:r>
+      <w:r>
+        <w:rPr>
+          <w:b/>
+          <w:color w:val="4A4A49"/>
+          <w:sz w:val="22"/>
+        </w:rPr>
+        <w:t xml:space="preserve"> en la pregunta 4.</w:t>
       </w:r>
       <w:r>
         <w:rPr>
@@ -7297,7 +7679,7 @@
           <w:color w:val="111111"/>
           <w:sz w:val="19"/>
         </w:rPr>
-        <w:t xml:space="preserve">    1. **La fila 1** paso de PROGRAMADA a ATENDIDA y trae diagnostico y precio: el</w:t>
+        <w:t xml:space="preserve">    1. La fila 1 paso de PROGRAMADA a ATENDIDA y trae diagnostico y precio: el</w:t>
       </w:r>
       <w:r>
         <w:br/>
@@ -7319,7 +7701,7 @@
           <w:color w:val="111111"/>
           <w:sz w:val="19"/>
         </w:rPr>
-        <w:t xml:space="preserve">    2. **La fila 4** sigue en CANCELADA y con las dos columnas vacias: la validacion</w:t>
+        <w:t xml:space="preserve">    2. La fila 4 sigue en CANCELADA y con las dos columnas vacias: la validacion</w:t>
       </w:r>
       <w:r>
         <w:br/>
@@ -7330,7 +7712,7 @@
           <w:color w:val="111111"/>
           <w:sz w:val="19"/>
         </w:rPr>
-        <w:t xml:space="preserve">       2 impidio la consulta y, muy importante, **no** cambio el estado. Si la fila 4</w:t>
+        <w:t xml:space="preserve">       2 impidio la consulta y, muy importante, no cambio el estado. Si la fila 4</w:t>
       </w:r>
       <w:r>
         <w:br/>
@@ -7352,7 +7734,7 @@
           <w:color w:val="111111"/>
           <w:sz w:val="19"/>
         </w:rPr>
-        <w:t xml:space="preserve">    3. **La fila 2** conserva su diagnostico original, `Vacunacion triple felina`, no</w:t>
+        <w:t xml:space="preserve">    3. La fila 2 conserva su diagnostico original, «Vacunacion triple felina», no</w:t>
       </w:r>
       <w:r>
         <w:br/>
@@ -7363,7 +7745,7 @@
           <w:color w:val="111111"/>
           <w:sz w:val="19"/>
         </w:rPr>
-        <w:t xml:space="preserve">       `Duplicada`: la validacion 3 rechazo el segundo registro sin sobrescribir el</w:t>
+        <w:t xml:space="preserve">       «Duplicada»: la validacion 3 rechazo el segundo registro sin sobrescribir el</w:t>
       </w:r>
       <w:r>
         <w:br/>
@@ -7395,7 +7777,7 @@
           <w:color w:val="111111"/>
           <w:sz w:val="19"/>
         </w:rPr>
-        <w:t xml:space="preserve">    El precio sale con dos decimales porque la columna es `NUMERIC(12,2)`, aunque el</w:t>
+        <w:t xml:space="preserve">    El precio sale con dos decimales porque la columna es «NUMERIC(12,2)», aunque el</w:t>
       </w:r>
       <w:r>
         <w:br/>
@@ -7406,7 +7788,7 @@
           <w:color w:val="111111"/>
           <w:sz w:val="19"/>
         </w:rPr>
-        <w:t xml:space="preserve">    `CALL` recibio `45000` sin decimales. No es un error del estudiante.</w:t>
+        <w:t xml:space="preserve">    «CALL» recibio «45000» sin decimales. No es un error del estudiante.</w:t>
       </w:r>
     </w:p>
     <w:p>
@@ -7448,7 +7830,16 @@
           <w:color w:val="4A4A49"/>
           <w:sz w:val="22"/>
         </w:rPr>
-        <w:t>detectada con `EXISTS`</w:t>
+        <w:t xml:space="preserve">detectada con </w:t>
+      </w:r>
+      <w:r>
+        <w:rPr>
+          <w:rFonts w:ascii="Consolas" w:hAnsi="Consolas"/>
+          <w:b/>
+          <w:color w:val="111111"/>
+          <w:sz w:val="21"/>
+        </w:rPr>
+        <w:t>EXISTS</w:t>
       </w:r>
       <w:r>
         <w:rPr>
@@ -7461,6 +7852,7 @@
       <w:r>
         <w:rPr>
           <w:rFonts w:ascii="Consolas" w:hAnsi="Consolas"/>
+          <w:b w:val="0"/>
           <w:color w:val="111111"/>
           <w:sz w:val="21"/>
         </w:rPr>
@@ -7498,6 +7890,7 @@
       <w:r>
         <w:rPr>
           <w:rFonts w:ascii="Consolas" w:hAnsi="Consolas"/>
+          <w:b w:val="0"/>
           <w:color w:val="111111"/>
           <w:sz w:val="21"/>
         </w:rPr>
@@ -7514,6 +7907,7 @@
       <w:r>
         <w:rPr>
           <w:rFonts w:ascii="Consolas" w:hAnsi="Consolas"/>
+          <w:b w:val="0"/>
           <w:color w:val="111111"/>
           <w:sz w:val="21"/>
         </w:rPr>
@@ -7530,6 +7924,7 @@
       <w:r>
         <w:rPr>
           <w:rFonts w:ascii="Consolas" w:hAnsi="Consolas"/>
+          <w:b w:val="0"/>
           <w:color w:val="111111"/>
           <w:sz w:val="21"/>
         </w:rPr>
@@ -7546,6 +7941,7 @@
       <w:r>
         <w:rPr>
           <w:rFonts w:ascii="Consolas" w:hAnsi="Consolas"/>
+          <w:b w:val="0"/>
           <w:color w:val="111111"/>
           <w:sz w:val="21"/>
         </w:rPr>
@@ -7578,6 +7974,7 @@
       <w:r>
         <w:rPr>
           <w:rFonts w:ascii="Consolas" w:hAnsi="Consolas"/>
+          <w:b w:val="0"/>
           <w:color w:val="111111"/>
           <w:sz w:val="21"/>
         </w:rPr>
@@ -7615,6 +8012,7 @@
       <w:r>
         <w:rPr>
           <w:rFonts w:ascii="Consolas" w:hAnsi="Consolas"/>
+          <w:b w:val="0"/>
           <w:color w:val="111111"/>
           <w:sz w:val="21"/>
         </w:rPr>
@@ -7631,6 +8029,7 @@
       <w:r>
         <w:rPr>
           <w:rFonts w:ascii="Consolas" w:hAnsi="Consolas"/>
+          <w:b w:val="0"/>
           <w:color w:val="111111"/>
           <w:sz w:val="21"/>
         </w:rPr>
@@ -7655,7 +8054,24 @@
           <w:color w:val="4A4A49"/>
           <w:sz w:val="22"/>
         </w:rPr>
-        <w:t>1 pt — el `SELECT` final</w:t>
+        <w:t xml:space="preserve">1 pt — el </w:t>
+      </w:r>
+      <w:r>
+        <w:rPr>
+          <w:rFonts w:ascii="Consolas" w:hAnsi="Consolas"/>
+          <w:b/>
+          <w:color w:val="111111"/>
+          <w:sz w:val="21"/>
+        </w:rPr>
+        <w:t>SELECT</w:t>
+      </w:r>
+      <w:r>
+        <w:rPr>
+          <w:b/>
+          <w:color w:val="4A4A49"/>
+          <w:sz w:val="22"/>
+        </w:rPr>
+        <w:t xml:space="preserve"> final</w:t>
       </w:r>
       <w:r>
         <w:rPr>
@@ -7668,6 +8084,7 @@
       <w:r>
         <w:rPr>
           <w:rFonts w:ascii="Consolas" w:hAnsi="Consolas"/>
+          <w:b w:val="0"/>
           <w:color w:val="111111"/>
           <w:sz w:val="21"/>
         </w:rPr>
@@ -7684,6 +8101,7 @@
       <w:r>
         <w:rPr>
           <w:rFonts w:ascii="Consolas" w:hAnsi="Consolas"/>
+          <w:b w:val="0"/>
           <w:color w:val="111111"/>
           <w:sz w:val="21"/>
         </w:rPr>
@@ -7700,6 +8118,7 @@
       <w:r>
         <w:rPr>
           <w:rFonts w:ascii="Consolas" w:hAnsi="Consolas"/>
+          <w:b w:val="0"/>
           <w:color w:val="111111"/>
           <w:sz w:val="21"/>
         </w:rPr>
@@ -7716,6 +8135,7 @@
       <w:r>
         <w:rPr>
           <w:rFonts w:ascii="Consolas" w:hAnsi="Consolas"/>
+          <w:b w:val="0"/>
           <w:color w:val="111111"/>
           <w:sz w:val="21"/>
         </w:rPr>
@@ -7732,6 +8152,7 @@
       <w:r>
         <w:rPr>
           <w:rFonts w:ascii="Consolas" w:hAnsi="Consolas"/>
+          <w:b w:val="0"/>
           <w:color w:val="111111"/>
           <w:sz w:val="21"/>
         </w:rPr>
@@ -7785,6 +8206,7 @@
       <w:r>
         <w:rPr>
           <w:rFonts w:ascii="Consolas" w:hAnsi="Consolas"/>
+          <w:b w:val="0"/>
           <w:color w:val="111111"/>
           <w:sz w:val="21"/>
         </w:rPr>
@@ -7822,6 +8244,7 @@
       <w:r>
         <w:rPr>
           <w:rFonts w:ascii="Consolas" w:hAnsi="Consolas"/>
+          <w:b w:val="0"/>
           <w:color w:val="111111"/>
           <w:sz w:val="21"/>
         </w:rPr>
@@ -7854,6 +8277,7 @@
       <w:r>
         <w:rPr>
           <w:rFonts w:ascii="Consolas" w:hAnsi="Consolas"/>
+          <w:b w:val="0"/>
           <w:color w:val="111111"/>
           <w:sz w:val="21"/>
         </w:rPr>
@@ -7870,6 +8294,7 @@
       <w:r>
         <w:rPr>
           <w:rFonts w:ascii="Consolas" w:hAnsi="Consolas"/>
+          <w:b w:val="0"/>
           <w:color w:val="111111"/>
           <w:sz w:val="21"/>
         </w:rPr>
@@ -7886,6 +8311,7 @@
       <w:r>
         <w:rPr>
           <w:rFonts w:ascii="Consolas" w:hAnsi="Consolas"/>
+          <w:b w:val="0"/>
           <w:color w:val="111111"/>
           <w:sz w:val="21"/>
         </w:rPr>
@@ -7923,7 +8349,41 @@
           <w:color w:val="4A4A49"/>
           <w:sz w:val="22"/>
         </w:rPr>
-        <w:t>Confiar en el `UNIQUE` y no validar con `EXISTS`.</w:t>
+        <w:t xml:space="preserve">Confiar en el </w:t>
+      </w:r>
+      <w:r>
+        <w:rPr>
+          <w:rFonts w:ascii="Consolas" w:hAnsi="Consolas"/>
+          <w:b/>
+          <w:color w:val="111111"/>
+          <w:sz w:val="21"/>
+        </w:rPr>
+        <w:t>UNIQUE</w:t>
+      </w:r>
+      <w:r>
+        <w:rPr>
+          <w:b/>
+          <w:color w:val="4A4A49"/>
+          <w:sz w:val="22"/>
+        </w:rPr>
+        <w:t xml:space="preserve"> y no validar con </w:t>
+      </w:r>
+      <w:r>
+        <w:rPr>
+          <w:rFonts w:ascii="Consolas" w:hAnsi="Consolas"/>
+          <w:b/>
+          <w:color w:val="111111"/>
+          <w:sz w:val="21"/>
+        </w:rPr>
+        <w:t>EXISTS</w:t>
+      </w:r>
+      <w:r>
+        <w:rPr>
+          <w:b/>
+          <w:color w:val="4A4A49"/>
+          <w:sz w:val="22"/>
+        </w:rPr>
+        <w:t>.</w:t>
       </w:r>
       <w:r>
         <w:rPr>
@@ -7936,6 +8396,7 @@
       <w:r>
         <w:rPr>
           <w:rFonts w:ascii="Consolas" w:hAnsi="Consolas"/>
+          <w:b w:val="0"/>
           <w:color w:val="111111"/>
           <w:sz w:val="21"/>
         </w:rPr>
@@ -7960,7 +8421,41 @@
           <w:color w:val="4A4A49"/>
           <w:sz w:val="22"/>
         </w:rPr>
-        <w:t>Hacer el `UPDATE` de la cita antes del `INSERT` de la consulta, o antes de validar.</w:t>
+        <w:t xml:space="preserve">Hacer el </w:t>
+      </w:r>
+      <w:r>
+        <w:rPr>
+          <w:rFonts w:ascii="Consolas" w:hAnsi="Consolas"/>
+          <w:b/>
+          <w:color w:val="111111"/>
+          <w:sz w:val="21"/>
+        </w:rPr>
+        <w:t>UPDATE</w:t>
+      </w:r>
+      <w:r>
+        <w:rPr>
+          <w:b/>
+          <w:color w:val="4A4A49"/>
+          <w:sz w:val="22"/>
+        </w:rPr>
+        <w:t xml:space="preserve"> de la cita antes del </w:t>
+      </w:r>
+      <w:r>
+        <w:rPr>
+          <w:rFonts w:ascii="Consolas" w:hAnsi="Consolas"/>
+          <w:b/>
+          <w:color w:val="111111"/>
+          <w:sz w:val="21"/>
+        </w:rPr>
+        <w:t>INSERT</w:t>
+      </w:r>
+      <w:r>
+        <w:rPr>
+          <w:b/>
+          <w:color w:val="4A4A49"/>
+          <w:sz w:val="22"/>
+        </w:rPr>
+        <w:t xml:space="preserve"> de la consulta, o antes de validar.</w:t>
       </w:r>
       <w:r>
         <w:rPr>
@@ -7973,6 +8468,7 @@
       <w:r>
         <w:rPr>
           <w:rFonts w:ascii="Consolas" w:hAnsi="Consolas"/>
+          <w:b w:val="0"/>
           <w:color w:val="111111"/>
           <w:sz w:val="21"/>
         </w:rPr>
@@ -7997,7 +8493,41 @@
           <w:color w:val="4A4A49"/>
           <w:sz w:val="22"/>
         </w:rPr>
-        <w:t>Validar `p_precio &gt;= 0` en vez de `&gt; 0`.</w:t>
+        <w:t xml:space="preserve">Validar </w:t>
+      </w:r>
+      <w:r>
+        <w:rPr>
+          <w:rFonts w:ascii="Consolas" w:hAnsi="Consolas"/>
+          <w:b/>
+          <w:color w:val="111111"/>
+          <w:sz w:val="21"/>
+        </w:rPr>
+        <w:t>p_precio &gt;= 0</w:t>
+      </w:r>
+      <w:r>
+        <w:rPr>
+          <w:b/>
+          <w:color w:val="4A4A49"/>
+          <w:sz w:val="22"/>
+        </w:rPr>
+        <w:t xml:space="preserve"> en vez de </w:t>
+      </w:r>
+      <w:r>
+        <w:rPr>
+          <w:rFonts w:ascii="Consolas" w:hAnsi="Consolas"/>
+          <w:b/>
+          <w:color w:val="111111"/>
+          <w:sz w:val="21"/>
+        </w:rPr>
+        <w:t>&gt; 0</w:t>
+      </w:r>
+      <w:r>
+        <w:rPr>
+          <w:b/>
+          <w:color w:val="4A4A49"/>
+          <w:sz w:val="22"/>
+        </w:rPr>
+        <w:t>.</w:t>
       </w:r>
       <w:r>
         <w:rPr>
@@ -8010,6 +8540,7 @@
       <w:r>
         <w:rPr>
           <w:rFonts w:ascii="Consolas" w:hAnsi="Consolas"/>
+          <w:b w:val="0"/>
           <w:color w:val="111111"/>
           <w:sz w:val="21"/>
         </w:rPr>
@@ -8026,6 +8557,7 @@
       <w:r>
         <w:rPr>
           <w:rFonts w:ascii="Consolas" w:hAnsi="Consolas"/>
+          <w:b w:val="0"/>
           <w:color w:val="111111"/>
           <w:sz w:val="21"/>
         </w:rPr>
@@ -8050,7 +8582,24 @@
           <w:color w:val="4A4A49"/>
           <w:sz w:val="22"/>
         </w:rPr>
-        <w:t>Olvidar el caso `NULL` en el precio.</w:t>
+        <w:t xml:space="preserve">Olvidar el caso </w:t>
+      </w:r>
+      <w:r>
+        <w:rPr>
+          <w:rFonts w:ascii="Consolas" w:hAnsi="Consolas"/>
+          <w:b/>
+          <w:color w:val="111111"/>
+          <w:sz w:val="21"/>
+        </w:rPr>
+        <w:t>NULL</w:t>
+      </w:r>
+      <w:r>
+        <w:rPr>
+          <w:b/>
+          <w:color w:val="4A4A49"/>
+          <w:sz w:val="22"/>
+        </w:rPr>
+        <w:t xml:space="preserve"> en el precio.</w:t>
       </w:r>
       <w:r>
         <w:rPr>
@@ -8063,6 +8612,7 @@
       <w:r>
         <w:rPr>
           <w:rFonts w:ascii="Consolas" w:hAnsi="Consolas"/>
+          <w:b w:val="0"/>
           <w:color w:val="111111"/>
           <w:sz w:val="21"/>
         </w:rPr>
@@ -8095,6 +8645,7 @@
       <w:r>
         <w:rPr>
           <w:rFonts w:ascii="Consolas" w:hAnsi="Consolas"/>
+          <w:b w:val="0"/>
           <w:color w:val="111111"/>
           <w:sz w:val="21"/>
         </w:rPr>
@@ -8111,6 +8662,7 @@
       <w:r>
         <w:rPr>
           <w:rFonts w:ascii="Consolas" w:hAnsi="Consolas"/>
+          <w:b w:val="0"/>
           <w:color w:val="111111"/>
           <w:sz w:val="21"/>
         </w:rPr>
@@ -8127,6 +8679,7 @@
       <w:r>
         <w:rPr>
           <w:rFonts w:ascii="Consolas" w:hAnsi="Consolas"/>
+          <w:b w:val="0"/>
           <w:color w:val="111111"/>
           <w:sz w:val="21"/>
         </w:rPr>
@@ -8143,6 +8696,7 @@
       <w:r>
         <w:rPr>
           <w:rFonts w:ascii="Consolas" w:hAnsi="Consolas"/>
+          <w:b w:val="0"/>
           <w:color w:val="111111"/>
           <w:sz w:val="21"/>
         </w:rPr>
@@ -8167,7 +8721,41 @@
           <w:color w:val="4A4A49"/>
           <w:sz w:val="22"/>
         </w:rPr>
-        <w:t>Poner los tres `CALL` sin bloque `DO`.</w:t>
+        <w:t xml:space="preserve">Poner los tres </w:t>
+      </w:r>
+      <w:r>
+        <w:rPr>
+          <w:rFonts w:ascii="Consolas" w:hAnsi="Consolas"/>
+          <w:b/>
+          <w:color w:val="111111"/>
+          <w:sz w:val="21"/>
+        </w:rPr>
+        <w:t>CALL</w:t>
+      </w:r>
+      <w:r>
+        <w:rPr>
+          <w:b/>
+          <w:color w:val="4A4A49"/>
+          <w:sz w:val="22"/>
+        </w:rPr>
+        <w:t xml:space="preserve"> sin bloque </w:t>
+      </w:r>
+      <w:r>
+        <w:rPr>
+          <w:rFonts w:ascii="Consolas" w:hAnsi="Consolas"/>
+          <w:b/>
+          <w:color w:val="111111"/>
+          <w:sz w:val="21"/>
+        </w:rPr>
+        <w:t>DO</w:t>
+      </w:r>
+      <w:r>
+        <w:rPr>
+          <w:b/>
+          <w:color w:val="4A4A49"/>
+          <w:sz w:val="22"/>
+        </w:rPr>
+        <w:t>.</w:t>
       </w:r>
       <w:r>
         <w:rPr>
@@ -8180,6 +8768,7 @@
       <w:r>
         <w:rPr>
           <w:rFonts w:ascii="Consolas" w:hAnsi="Consolas"/>
+          <w:b w:val="0"/>
           <w:color w:val="111111"/>
           <w:sz w:val="21"/>
         </w:rPr>
@@ -8200,11 +8789,29 @@
       </w:pPr>
       <w:r>
         <w:rPr>
+          <w:rFonts w:ascii="Consolas" w:hAnsi="Consolas"/>
           <w:b/>
-          <w:color w:val="4A4A49"/>
-          <w:sz w:val="22"/>
-        </w:rPr>
-        <w:t>`JOIN` en vez de `LEFT JOIN`</w:t>
+          <w:color w:val="111111"/>
+          <w:sz w:val="21"/>
+        </w:rPr>
+        <w:t>JOIN</w:t>
+      </w:r>
+      <w:r>
+        <w:rPr>
+          <w:b/>
+          <w:color w:val="4A4A49"/>
+          <w:sz w:val="22"/>
+        </w:rPr>
+        <w:t xml:space="preserve"> en vez de </w:t>
+      </w:r>
+      <w:r>
+        <w:rPr>
+          <w:rFonts w:ascii="Consolas" w:hAnsi="Consolas"/>
+          <w:b/>
+          <w:color w:val="111111"/>
+          <w:sz w:val="21"/>
+        </w:rPr>
+        <w:t>LEFT JOIN</w:t>
       </w:r>
       <w:r>
         <w:rPr>
@@ -8349,6 +8956,7 @@
             <w:r>
               <w:rPr>
                 <w:rFonts w:ascii="Consolas" w:hAnsi="Consolas"/>
+                <w:b w:val="0"/>
                 <w:color w:val="111111"/>
                 <w:sz w:val="19"/>
               </w:rPr>
@@ -8381,6 +8989,7 @@
             <w:r>
               <w:rPr>
                 <w:rFonts w:ascii="Consolas" w:hAnsi="Consolas"/>
+                <w:b w:val="0"/>
                 <w:color w:val="111111"/>
                 <w:sz w:val="19"/>
               </w:rPr>
@@ -8424,6 +9033,7 @@
             <w:r>
               <w:rPr>
                 <w:rFonts w:ascii="Consolas" w:hAnsi="Consolas"/>
+                <w:b w:val="0"/>
                 <w:color w:val="111111"/>
                 <w:sz w:val="19"/>
               </w:rPr>
@@ -8458,6 +9068,7 @@
             <w:r>
               <w:rPr>
                 <w:rFonts w:ascii="Consolas" w:hAnsi="Consolas"/>
+                <w:b w:val="0"/>
                 <w:color w:val="111111"/>
                 <w:sz w:val="19"/>
               </w:rPr>
@@ -8493,6 +9104,7 @@
             <w:r>
               <w:rPr>
                 <w:rFonts w:ascii="Consolas" w:hAnsi="Consolas"/>
+                <w:b w:val="0"/>
                 <w:color w:val="111111"/>
                 <w:sz w:val="19"/>
               </w:rPr>
@@ -8525,6 +9137,7 @@
             <w:r>
               <w:rPr>
                 <w:rFonts w:ascii="Consolas" w:hAnsi="Consolas"/>
+                <w:b w:val="0"/>
                 <w:color w:val="111111"/>
                 <w:sz w:val="19"/>
               </w:rPr>
@@ -8576,6 +9189,7 @@
             <w:r>
               <w:rPr>
                 <w:rFonts w:ascii="Consolas" w:hAnsi="Consolas"/>
+                <w:b w:val="0"/>
                 <w:color w:val="111111"/>
                 <w:sz w:val="19"/>
               </w:rPr>
@@ -8610,6 +9224,7 @@
             <w:r>
               <w:rPr>
                 <w:rFonts w:ascii="Consolas" w:hAnsi="Consolas"/>
+                <w:b w:val="0"/>
                 <w:color w:val="111111"/>
                 <w:sz w:val="19"/>
               </w:rPr>
@@ -8645,6 +9260,7 @@
             <w:r>
               <w:rPr>
                 <w:rFonts w:ascii="Consolas" w:hAnsi="Consolas"/>
+                <w:b w:val="0"/>
                 <w:color w:val="111111"/>
                 <w:sz w:val="19"/>
               </w:rPr>
@@ -8677,6 +9293,7 @@
             <w:r>
               <w:rPr>
                 <w:rFonts w:ascii="Consolas" w:hAnsi="Consolas"/>
+                <w:b w:val="0"/>
                 <w:color w:val="111111"/>
                 <w:sz w:val="19"/>
               </w:rPr>
@@ -8701,6 +9318,7 @@
             <w:r>
               <w:rPr>
                 <w:rFonts w:ascii="Consolas" w:hAnsi="Consolas"/>
+                <w:b w:val="0"/>
                 <w:color w:val="111111"/>
                 <w:sz w:val="19"/>
               </w:rPr>
@@ -8728,6 +9346,7 @@
             <w:r>
               <w:rPr>
                 <w:rFonts w:ascii="Consolas" w:hAnsi="Consolas"/>
+                <w:b w:val="0"/>
                 <w:color w:val="111111"/>
                 <w:sz w:val="19"/>
               </w:rPr>
@@ -8762,6 +9381,7 @@
             <w:r>
               <w:rPr>
                 <w:rFonts w:ascii="Consolas" w:hAnsi="Consolas"/>
+                <w:b w:val="0"/>
                 <w:color w:val="111111"/>
                 <w:sz w:val="19"/>
               </w:rPr>
@@ -8813,6 +9433,7 @@
             <w:r>
               <w:rPr>
                 <w:rFonts w:ascii="Consolas" w:hAnsi="Consolas"/>
+                <w:b w:val="0"/>
                 <w:color w:val="111111"/>
                 <w:sz w:val="19"/>
               </w:rPr>
@@ -8845,6 +9466,7 @@
             <w:r>
               <w:rPr>
                 <w:rFonts w:ascii="Consolas" w:hAnsi="Consolas"/>
+                <w:b w:val="0"/>
                 <w:color w:val="111111"/>
                 <w:sz w:val="19"/>
               </w:rPr>
@@ -8894,7 +9516,16 @@
           <w:color w:val="4A4A49"/>
           <w:sz w:val="22"/>
         </w:rPr>
-        <w:t>Contrato de `sp_agendar_cita`</w:t>
+        <w:t xml:space="preserve">Contrato de </w:t>
+      </w:r>
+      <w:r>
+        <w:rPr>
+          <w:rFonts w:ascii="Consolas" w:hAnsi="Consolas"/>
+          <w:b/>
+          <w:color w:val="111111"/>
+          <w:sz w:val="21"/>
+        </w:rPr>
+        <w:t>sp_agendar_cita</w:t>
       </w:r>
     </w:p>
     <w:p>
@@ -8920,6 +9551,7 @@
       <w:r>
         <w:rPr>
           <w:rFonts w:ascii="Consolas" w:hAnsi="Consolas"/>
+          <w:b w:val="0"/>
           <w:color w:val="111111"/>
           <w:sz w:val="21"/>
         </w:rPr>
@@ -8936,6 +9568,7 @@
       <w:r>
         <w:rPr>
           <w:rFonts w:ascii="Consolas" w:hAnsi="Consolas"/>
+          <w:b w:val="0"/>
           <w:color w:val="111111"/>
           <w:sz w:val="21"/>
         </w:rPr>
@@ -8973,6 +9606,7 @@
       <w:r>
         <w:rPr>
           <w:rFonts w:ascii="Consolas" w:hAnsi="Consolas"/>
+          <w:b w:val="0"/>
           <w:color w:val="111111"/>
           <w:sz w:val="21"/>
         </w:rPr>
@@ -9002,6 +9636,7 @@
       <w:r>
         <w:rPr>
           <w:rFonts w:ascii="Consolas" w:hAnsi="Consolas"/>
+          <w:b w:val="0"/>
           <w:color w:val="111111"/>
           <w:sz w:val="21"/>
         </w:rPr>
@@ -9018,6 +9653,7 @@
       <w:r>
         <w:rPr>
           <w:rFonts w:ascii="Consolas" w:hAnsi="Consolas"/>
+          <w:b w:val="0"/>
           <w:color w:val="111111"/>
           <w:sz w:val="21"/>
         </w:rPr>
@@ -9087,6 +9723,7 @@
       <w:r>
         <w:rPr>
           <w:rFonts w:ascii="Consolas" w:hAnsi="Consolas"/>
+          <w:b w:val="0"/>
           <w:color w:val="111111"/>
           <w:sz w:val="21"/>
         </w:rPr>
@@ -9103,6 +9740,7 @@
       <w:r>
         <w:rPr>
           <w:rFonts w:ascii="Consolas" w:hAnsi="Consolas"/>
+          <w:b w:val="0"/>
           <w:color w:val="111111"/>
           <w:sz w:val="21"/>
         </w:rPr>
@@ -9119,6 +9757,7 @@
       <w:r>
         <w:rPr>
           <w:rFonts w:ascii="Consolas" w:hAnsi="Consolas"/>
+          <w:b w:val="0"/>
           <w:color w:val="111111"/>
           <w:sz w:val="21"/>
         </w:rPr>
@@ -9214,7 +9853,16 @@
           <w:color w:val="4A4A49"/>
           <w:sz w:val="22"/>
         </w:rPr>
-        <w:t>Contrato de `sp_registrar_consulta`</w:t>
+        <w:t xml:space="preserve">Contrato de </w:t>
+      </w:r>
+      <w:r>
+        <w:rPr>
+          <w:rFonts w:ascii="Consolas" w:hAnsi="Consolas"/>
+          <w:b/>
+          <w:color w:val="111111"/>
+          <w:sz w:val="21"/>
+        </w:rPr>
+        <w:t>sp_registrar_consulta</w:t>
       </w:r>
     </w:p>
     <w:p>
@@ -9240,6 +9888,7 @@
       <w:r>
         <w:rPr>
           <w:rFonts w:ascii="Consolas" w:hAnsi="Consolas"/>
+          <w:b w:val="0"/>
           <w:color w:val="111111"/>
           <w:sz w:val="21"/>
         </w:rPr>
@@ -9277,6 +9926,7 @@
       <w:r>
         <w:rPr>
           <w:rFonts w:ascii="Consolas" w:hAnsi="Consolas"/>
+          <w:b w:val="0"/>
           <w:color w:val="111111"/>
           <w:sz w:val="21"/>
         </w:rPr>
@@ -9322,6 +9972,7 @@
       <w:r>
         <w:rPr>
           <w:rFonts w:ascii="Consolas" w:hAnsi="Consolas"/>
+          <w:b w:val="0"/>
           <w:color w:val="111111"/>
           <w:sz w:val="21"/>
         </w:rPr>
@@ -9359,6 +10010,7 @@
       <w:r>
         <w:rPr>
           <w:rFonts w:ascii="Consolas" w:hAnsi="Consolas"/>
+          <w:b w:val="0"/>
           <w:color w:val="111111"/>
           <w:sz w:val="21"/>
         </w:rPr>
@@ -9375,6 +10027,7 @@
       <w:r>
         <w:rPr>
           <w:rFonts w:ascii="Consolas" w:hAnsi="Consolas"/>
+          <w:b w:val="0"/>
           <w:color w:val="111111"/>
           <w:sz w:val="21"/>
         </w:rPr>
@@ -9391,6 +10044,7 @@
       <w:r>
         <w:rPr>
           <w:rFonts w:ascii="Consolas" w:hAnsi="Consolas"/>
+          <w:b w:val="0"/>
           <w:color w:val="111111"/>
           <w:sz w:val="21"/>
         </w:rPr>
@@ -9407,6 +10061,7 @@
       <w:r>
         <w:rPr>
           <w:rFonts w:ascii="Consolas" w:hAnsi="Consolas"/>
+          <w:b w:val="0"/>
           <w:color w:val="111111"/>
           <w:sz w:val="21"/>
         </w:rPr>
@@ -9439,6 +10094,7 @@
       <w:r>
         <w:rPr>
           <w:rFonts w:ascii="Consolas" w:hAnsi="Consolas"/>
+          <w:b w:val="0"/>
           <w:color w:val="111111"/>
           <w:sz w:val="21"/>
         </w:rPr>
@@ -9513,6 +10169,7 @@
       <w:r>
         <w:rPr>
           <w:rFonts w:ascii="Consolas" w:hAnsi="Consolas"/>
+          <w:b w:val="0"/>
           <w:color w:val="111111"/>
           <w:sz w:val="21"/>
         </w:rPr>
@@ -9529,6 +10186,7 @@
       <w:r>
         <w:rPr>
           <w:rFonts w:ascii="Consolas" w:hAnsi="Consolas"/>
+          <w:b w:val="0"/>
           <w:color w:val="111111"/>
           <w:sz w:val="21"/>
         </w:rPr>
@@ -9588,6 +10246,7 @@
       <w:r>
         <w:rPr>
           <w:rFonts w:ascii="Consolas" w:hAnsi="Consolas"/>
+          <w:b w:val="0"/>
           <w:i/>
           <w:color w:val="111111"/>
           <w:sz w:val="20"/>
@@ -9606,6 +10265,7 @@
       <w:r>
         <w:rPr>
           <w:rFonts w:ascii="Consolas" w:hAnsi="Consolas"/>
+          <w:b w:val="0"/>
           <w:i/>
           <w:color w:val="111111"/>
           <w:sz w:val="20"/>
@@ -9624,6 +10284,7 @@
       <w:r>
         <w:rPr>
           <w:rFonts w:ascii="Consolas" w:hAnsi="Consolas"/>
+          <w:b w:val="0"/>
           <w:i/>
           <w:color w:val="111111"/>
           <w:sz w:val="20"/>
@@ -9642,6 +10303,7 @@
       <w:r>
         <w:rPr>
           <w:rFonts w:ascii="Consolas" w:hAnsi="Consolas"/>
+          <w:b w:val="0"/>
           <w:i/>
           <w:color w:val="111111"/>
           <w:sz w:val="20"/>
@@ -9660,6 +10322,7 @@
       <w:r>
         <w:rPr>
           <w:rFonts w:ascii="Consolas" w:hAnsi="Consolas"/>
+          <w:b w:val="0"/>
           <w:i/>
           <w:color w:val="111111"/>
           <w:sz w:val="20"/>
@@ -9678,6 +10341,7 @@
       <w:r>
         <w:rPr>
           <w:rFonts w:ascii="Consolas" w:hAnsi="Consolas"/>
+          <w:b w:val="0"/>
           <w:i/>
           <w:color w:val="111111"/>
           <w:sz w:val="20"/>
@@ -9696,6 +10360,7 @@
       <w:r>
         <w:rPr>
           <w:rFonts w:ascii="Consolas" w:hAnsi="Consolas"/>
+          <w:b w:val="0"/>
           <w:i/>
           <w:color w:val="111111"/>
           <w:sz w:val="20"/>
@@ -9714,6 +10379,7 @@
       <w:r>
         <w:rPr>
           <w:rFonts w:ascii="Consolas" w:hAnsi="Consolas"/>
+          <w:b w:val="0"/>
           <w:i/>
           <w:color w:val="111111"/>
           <w:sz w:val="20"/>
@@ -9732,6 +10398,7 @@
       <w:r>
         <w:rPr>
           <w:rFonts w:ascii="Consolas" w:hAnsi="Consolas"/>
+          <w:b w:val="0"/>
           <w:i/>
           <w:color w:val="111111"/>
           <w:sz w:val="20"/>
@@ -9750,6 +10417,7 @@
       <w:r>
         <w:rPr>
           <w:rFonts w:ascii="Consolas" w:hAnsi="Consolas"/>
+          <w:b w:val="0"/>
           <w:i/>
           <w:color w:val="111111"/>
           <w:sz w:val="20"/>
@@ -9768,6 +10436,7 @@
       <w:r>
         <w:rPr>
           <w:rFonts w:ascii="Consolas" w:hAnsi="Consolas"/>
+          <w:b w:val="0"/>
           <w:i/>
           <w:color w:val="111111"/>
           <w:sz w:val="20"/>
@@ -9857,6 +10526,7 @@
       <w:r>
         <w:rPr>
           <w:rFonts w:ascii="Consolas" w:hAnsi="Consolas"/>
+          <w:b w:val="0"/>
           <w:color w:val="111111"/>
           <w:sz w:val="21"/>
         </w:rPr>
@@ -10055,6 +10725,7 @@
       <w:r>
         <w:rPr>
           <w:rFonts w:ascii="Consolas" w:hAnsi="Consolas"/>
+          <w:b w:val="0"/>
           <w:color w:val="111111"/>
           <w:sz w:val="21"/>
         </w:rPr>
@@ -10137,7 +10808,24 @@
           <w:color w:val="4A4A49"/>
           <w:sz w:val="22"/>
         </w:rPr>
-        <w:t>Mostrar el `SQLERRM` crudo al usuario final.</w:t>
+        <w:t xml:space="preserve">Mostrar el </w:t>
+      </w:r>
+      <w:r>
+        <w:rPr>
+          <w:rFonts w:ascii="Consolas" w:hAnsi="Consolas"/>
+          <w:b/>
+          <w:color w:val="111111"/>
+          <w:sz w:val="21"/>
+        </w:rPr>
+        <w:t>SQLERRM</w:t>
+      </w:r>
+      <w:r>
+        <w:rPr>
+          <w:b/>
+          <w:color w:val="4A4A49"/>
+          <w:sz w:val="22"/>
+        </w:rPr>
+        <w:t xml:space="preserve"> crudo al usuario final.</w:t>
       </w:r>
       <w:r>
         <w:rPr>
@@ -10241,7 +10929,58 @@
           <w:color w:val="4A4A49"/>
           <w:sz w:val="22"/>
         </w:rPr>
-        <w:t>¿Puedo escribir `CREATE PROCEDURE` como en Oracle, con `IS` y `/` al final?</w:t>
+        <w:t xml:space="preserve">¿Puedo escribir </w:t>
+      </w:r>
+      <w:r>
+        <w:rPr>
+          <w:rFonts w:ascii="Consolas" w:hAnsi="Consolas"/>
+          <w:b/>
+          <w:color w:val="111111"/>
+          <w:sz w:val="21"/>
+        </w:rPr>
+        <w:t>CREATE PROCEDURE</w:t>
+      </w:r>
+      <w:r>
+        <w:rPr>
+          <w:b/>
+          <w:color w:val="4A4A49"/>
+          <w:sz w:val="22"/>
+        </w:rPr>
+        <w:t xml:space="preserve"> como en Oracle, con </w:t>
+      </w:r>
+      <w:r>
+        <w:rPr>
+          <w:rFonts w:ascii="Consolas" w:hAnsi="Consolas"/>
+          <w:b/>
+          <w:color w:val="111111"/>
+          <w:sz w:val="21"/>
+        </w:rPr>
+        <w:t>IS</w:t>
+      </w:r>
+      <w:r>
+        <w:rPr>
+          <w:b/>
+          <w:color w:val="4A4A49"/>
+          <w:sz w:val="22"/>
+        </w:rPr>
+        <w:t xml:space="preserve"> y </w:t>
+      </w:r>
+      <w:r>
+        <w:rPr>
+          <w:rFonts w:ascii="Consolas" w:hAnsi="Consolas"/>
+          <w:b/>
+          <w:color w:val="111111"/>
+          <w:sz w:val="21"/>
+        </w:rPr>
+        <w:t>/</w:t>
+      </w:r>
+      <w:r>
+        <w:rPr>
+          <w:b/>
+          <w:color w:val="4A4A49"/>
+          <w:sz w:val="22"/>
+        </w:rPr>
+        <w:t xml:space="preserve"> al final?</w:t>
       </w:r>
     </w:p>
     <w:p>
@@ -10256,6 +10995,7 @@
       <w:r>
         <w:rPr>
           <w:rFonts w:ascii="Consolas" w:hAnsi="Consolas"/>
+          <w:b w:val="0"/>
           <w:color w:val="111111"/>
           <w:sz w:val="21"/>
         </w:rPr>
@@ -10272,6 +11012,7 @@
       <w:r>
         <w:rPr>
           <w:rFonts w:ascii="Consolas" w:hAnsi="Consolas"/>
+          <w:b w:val="0"/>
           <w:color w:val="111111"/>
           <w:sz w:val="21"/>
         </w:rPr>
@@ -10288,6 +11029,7 @@
       <w:r>
         <w:rPr>
           <w:rFonts w:ascii="Consolas" w:hAnsi="Consolas"/>
+          <w:b w:val="0"/>
           <w:color w:val="111111"/>
           <w:sz w:val="21"/>
         </w:rPr>
@@ -10304,6 +11046,7 @@
       <w:r>
         <w:rPr>
           <w:rFonts w:ascii="Consolas" w:hAnsi="Consolas"/>
+          <w:b w:val="0"/>
           <w:color w:val="111111"/>
           <w:sz w:val="21"/>
         </w:rPr>
@@ -10320,6 +11063,7 @@
       <w:r>
         <w:rPr>
           <w:rFonts w:ascii="Consolas" w:hAnsi="Consolas"/>
+          <w:b w:val="0"/>
           <w:color w:val="111111"/>
           <w:sz w:val="21"/>
         </w:rPr>
@@ -10336,6 +11080,7 @@
       <w:r>
         <w:rPr>
           <w:rFonts w:ascii="Consolas" w:hAnsi="Consolas"/>
+          <w:b w:val="0"/>
           <w:color w:val="111111"/>
           <w:sz w:val="21"/>
         </w:rPr>
@@ -10352,6 +11097,7 @@
       <w:r>
         <w:rPr>
           <w:rFonts w:ascii="Consolas" w:hAnsi="Consolas"/>
+          <w:b w:val="0"/>
           <w:color w:val="111111"/>
           <w:sz w:val="21"/>
         </w:rPr>
@@ -10368,6 +11114,7 @@
       <w:r>
         <w:rPr>
           <w:rFonts w:ascii="Consolas" w:hAnsi="Consolas"/>
+          <w:b w:val="0"/>
           <w:color w:val="111111"/>
           <w:sz w:val="21"/>
         </w:rPr>
@@ -10384,6 +11131,7 @@
       <w:r>
         <w:rPr>
           <w:rFonts w:ascii="Consolas" w:hAnsi="Consolas"/>
+          <w:b w:val="0"/>
           <w:color w:val="111111"/>
           <w:sz w:val="21"/>
         </w:rPr>
@@ -10400,6 +11148,7 @@
       <w:r>
         <w:rPr>
           <w:rFonts w:ascii="Consolas" w:hAnsi="Consolas"/>
+          <w:b w:val="0"/>
           <w:color w:val="111111"/>
           <w:sz w:val="21"/>
         </w:rPr>
@@ -10436,6 +11185,7 @@
       <w:r>
         <w:rPr>
           <w:rFonts w:ascii="Consolas" w:hAnsi="Consolas"/>
+          <w:b w:val="0"/>
           <w:color w:val="111111"/>
           <w:sz w:val="21"/>
         </w:rPr>
@@ -10452,6 +11202,7 @@
       <w:r>
         <w:rPr>
           <w:rFonts w:ascii="Consolas" w:hAnsi="Consolas"/>
+          <w:b w:val="0"/>
           <w:color w:val="111111"/>
           <w:sz w:val="21"/>
         </w:rPr>
@@ -10468,6 +11219,7 @@
       <w:r>
         <w:rPr>
           <w:rFonts w:ascii="Consolas" w:hAnsi="Consolas"/>
+          <w:b w:val="0"/>
           <w:color w:val="111111"/>
           <w:sz w:val="21"/>
         </w:rPr>
@@ -10500,6 +11252,7 @@
       <w:r>
         <w:rPr>
           <w:rFonts w:ascii="Consolas" w:hAnsi="Consolas"/>
+          <w:b w:val="0"/>
           <w:color w:val="111111"/>
           <w:sz w:val="21"/>
         </w:rPr>
@@ -10516,6 +11269,7 @@
       <w:r>
         <w:rPr>
           <w:rFonts w:ascii="Consolas" w:hAnsi="Consolas"/>
+          <w:b w:val="0"/>
           <w:color w:val="111111"/>
           <w:sz w:val="21"/>
         </w:rPr>
@@ -10532,6 +11286,7 @@
       <w:r>
         <w:rPr>
           <w:rFonts w:ascii="Consolas" w:hAnsi="Consolas"/>
+          <w:b w:val="0"/>
           <w:color w:val="111111"/>
           <w:sz w:val="21"/>
         </w:rPr>
@@ -10548,6 +11303,7 @@
       <w:r>
         <w:rPr>
           <w:rFonts w:ascii="Consolas" w:hAnsi="Consolas"/>
+          <w:b w:val="0"/>
           <w:color w:val="111111"/>
           <w:sz w:val="21"/>
         </w:rPr>
@@ -10569,7 +11325,41 @@
           <w:color w:val="4A4A49"/>
           <w:sz w:val="22"/>
         </w:rPr>
-        <w:t>¿Por que el procedimiento valida si la tabla ya tiene un `CHECK` y un `UNIQUE`?</w:t>
+        <w:t xml:space="preserve">¿Por que el procedimiento valida si la tabla ya tiene un </w:t>
+      </w:r>
+      <w:r>
+        <w:rPr>
+          <w:rFonts w:ascii="Consolas" w:hAnsi="Consolas"/>
+          <w:b/>
+          <w:color w:val="111111"/>
+          <w:sz w:val="21"/>
+        </w:rPr>
+        <w:t>CHECK</w:t>
+      </w:r>
+      <w:r>
+        <w:rPr>
+          <w:b/>
+          <w:color w:val="4A4A49"/>
+          <w:sz w:val="22"/>
+        </w:rPr>
+        <w:t xml:space="preserve"> y un </w:t>
+      </w:r>
+      <w:r>
+        <w:rPr>
+          <w:rFonts w:ascii="Consolas" w:hAnsi="Consolas"/>
+          <w:b/>
+          <w:color w:val="111111"/>
+          <w:sz w:val="21"/>
+        </w:rPr>
+        <w:t>UNIQUE</w:t>
+      </w:r>
+      <w:r>
+        <w:rPr>
+          <w:b/>
+          <w:color w:val="4A4A49"/>
+          <w:sz w:val="22"/>
+        </w:rPr>
+        <w:t>?</w:t>
       </w:r>
     </w:p>
     <w:p>
@@ -10600,6 +11390,7 @@
       <w:r>
         <w:rPr>
           <w:rFonts w:ascii="Consolas" w:hAnsi="Consolas"/>
+          <w:b w:val="0"/>
           <w:color w:val="111111"/>
           <w:sz w:val="21"/>
         </w:rPr>
@@ -10632,6 +11423,7 @@
       <w:r>
         <w:rPr>
           <w:rFonts w:ascii="Consolas" w:hAnsi="Consolas"/>
+          <w:b w:val="0"/>
           <w:color w:val="111111"/>
           <w:sz w:val="21"/>
         </w:rPr>
@@ -10648,6 +11440,7 @@
       <w:r>
         <w:rPr>
           <w:rFonts w:ascii="Consolas" w:hAnsi="Consolas"/>
+          <w:b w:val="0"/>
           <w:color w:val="111111"/>
           <w:sz w:val="21"/>
         </w:rPr>
@@ -10664,6 +11457,7 @@
       <w:r>
         <w:rPr>
           <w:rFonts w:ascii="Consolas" w:hAnsi="Consolas"/>
+          <w:b w:val="0"/>
           <w:color w:val="111111"/>
           <w:sz w:val="21"/>
         </w:rPr>
@@ -10700,6 +11494,7 @@
       <w:r>
         <w:rPr>
           <w:rFonts w:ascii="Consolas" w:hAnsi="Consolas"/>
+          <w:b w:val="0"/>
           <w:color w:val="111111"/>
           <w:sz w:val="21"/>
         </w:rPr>
@@ -10716,6 +11511,7 @@
       <w:r>
         <w:rPr>
           <w:rFonts w:ascii="Consolas" w:hAnsi="Consolas"/>
+          <w:b w:val="0"/>
           <w:color w:val="111111"/>
           <w:sz w:val="21"/>
         </w:rPr>
@@ -10732,6 +11528,7 @@
       <w:r>
         <w:rPr>
           <w:rFonts w:ascii="Consolas" w:hAnsi="Consolas"/>
+          <w:b w:val="0"/>
           <w:color w:val="111111"/>
           <w:sz w:val="21"/>
         </w:rPr>
@@ -10753,7 +11550,24 @@
           <w:color w:val="4A4A49"/>
           <w:sz w:val="22"/>
         </w:rPr>
-        <w:t>Si valido con un `IF` que la franja esta libre, ¿ya no hay forma de duplicar?</w:t>
+        <w:t xml:space="preserve">Si valido con un </w:t>
+      </w:r>
+      <w:r>
+        <w:rPr>
+          <w:rFonts w:ascii="Consolas" w:hAnsi="Consolas"/>
+          <w:b/>
+          <w:color w:val="111111"/>
+          <w:sz w:val="21"/>
+        </w:rPr>
+        <w:t>IF</w:t>
+      </w:r>
+      <w:r>
+        <w:rPr>
+          <w:b/>
+          <w:color w:val="4A4A49"/>
+          <w:sz w:val="22"/>
+        </w:rPr>
+        <w:t xml:space="preserve"> que la franja esta libre, ¿ya no hay forma de duplicar?</w:t>
       </w:r>
     </w:p>
     <w:p>
@@ -10768,6 +11582,7 @@
       <w:r>
         <w:rPr>
           <w:rFonts w:ascii="Consolas" w:hAnsi="Consolas"/>
+          <w:b w:val="0"/>
           <w:color w:val="111111"/>
           <w:sz w:val="21"/>
         </w:rPr>
@@ -10820,6 +11635,7 @@
       <w:r>
         <w:rPr>
           <w:rFonts w:ascii="Consolas" w:hAnsi="Consolas"/>
+          <w:b w:val="0"/>
           <w:color w:val="111111"/>
           <w:sz w:val="21"/>
         </w:rPr>
@@ -10836,6 +11652,7 @@
       <w:r>
         <w:rPr>
           <w:rFonts w:ascii="Consolas" w:hAnsi="Consolas"/>
+          <w:b w:val="0"/>
           <w:color w:val="111111"/>
           <w:sz w:val="21"/>
         </w:rPr>
@@ -10852,6 +11669,7 @@
       <w:r>
         <w:rPr>
           <w:rFonts w:ascii="Consolas" w:hAnsi="Consolas"/>
+          <w:b w:val="0"/>
           <w:color w:val="111111"/>
           <w:sz w:val="21"/>
         </w:rPr>
@@ -10868,6 +11686,7 @@
       <w:r>
         <w:rPr>
           <w:rFonts w:ascii="Consolas" w:hAnsi="Consolas"/>
+          <w:b w:val="0"/>
           <w:color w:val="111111"/>
           <w:sz w:val="21"/>
         </w:rPr>
@@ -10889,7 +11708,24 @@
           <w:color w:val="4A4A49"/>
           <w:sz w:val="22"/>
         </w:rPr>
-        <w:t>En las pruebas negativas, ¿`paso` debe quedar en TRUE o en FALSE?</w:t>
+        <w:t>En las pruebas negativas, ¿</w:t>
+      </w:r>
+      <w:r>
+        <w:rPr>
+          <w:rFonts w:ascii="Consolas" w:hAnsi="Consolas"/>
+          <w:b/>
+          <w:color w:val="111111"/>
+          <w:sz w:val="21"/>
+        </w:rPr>
+        <w:t>paso</w:t>
+      </w:r>
+      <w:r>
+        <w:rPr>
+          <w:b/>
+          <w:color w:val="4A4A49"/>
+          <w:sz w:val="22"/>
+        </w:rPr>
+        <w:t xml:space="preserve"> debe quedar en TRUE o en FALSE?</w:t>
       </w:r>
     </w:p>
     <w:p>
@@ -10904,6 +11740,7 @@
       <w:r>
         <w:rPr>
           <w:rFonts w:ascii="Consolas" w:hAnsi="Consolas"/>
+          <w:b w:val="0"/>
           <w:color w:val="111111"/>
           <w:sz w:val="21"/>
         </w:rPr>
@@ -10925,7 +11762,24 @@
           <w:color w:val="4A4A49"/>
           <w:sz w:val="22"/>
         </w:rPr>
-        <w:t>¿Las pruebas que fallan dejan filas a medias en `cita`?</w:t>
+        <w:t xml:space="preserve">¿Las pruebas que fallan dejan filas a medias en </w:t>
+      </w:r>
+      <w:r>
+        <w:rPr>
+          <w:rFonts w:ascii="Consolas" w:hAnsi="Consolas"/>
+          <w:b/>
+          <w:color w:val="111111"/>
+          <w:sz w:val="21"/>
+        </w:rPr>
+        <w:t>cita</w:t>
+      </w:r>
+      <w:r>
+        <w:rPr>
+          <w:b/>
+          <w:color w:val="4A4A49"/>
+          <w:sz w:val="22"/>
+        </w:rPr>
+        <w:t>?</w:t>
       </w:r>
     </w:p>
     <w:p>
@@ -10940,6 +11794,7 @@
       <w:r>
         <w:rPr>
           <w:rFonts w:ascii="Consolas" w:hAnsi="Consolas"/>
+          <w:b w:val="0"/>
           <w:color w:val="111111"/>
           <w:sz w:val="21"/>
         </w:rPr>
@@ -10956,6 +11811,7 @@
       <w:r>
         <w:rPr>
           <w:rFonts w:ascii="Consolas" w:hAnsi="Consolas"/>
+          <w:b w:val="0"/>
           <w:color w:val="111111"/>
           <w:sz w:val="21"/>
         </w:rPr>
@@ -10972,6 +11828,7 @@
       <w:r>
         <w:rPr>
           <w:rFonts w:ascii="Consolas" w:hAnsi="Consolas"/>
+          <w:b w:val="0"/>
           <w:color w:val="111111"/>
           <w:sz w:val="21"/>
         </w:rPr>
@@ -10988,6 +11845,7 @@
       <w:r>
         <w:rPr>
           <w:rFonts w:ascii="Consolas" w:hAnsi="Consolas"/>
+          <w:b w:val="0"/>
           <w:color w:val="111111"/>
           <w:sz w:val="21"/>
         </w:rPr>
@@ -11004,6 +11862,7 @@
       <w:r>
         <w:rPr>
           <w:rFonts w:ascii="Consolas" w:hAnsi="Consolas"/>
+          <w:b w:val="0"/>
           <w:color w:val="111111"/>
           <w:sz w:val="21"/>
         </w:rPr>
@@ -11062,6 +11921,7 @@
       <w:r>
         <w:rPr>
           <w:rFonts w:ascii="Consolas" w:hAnsi="Consolas"/>
+          <w:b w:val="0"/>
           <w:color w:val="111111"/>
           <w:sz w:val="21"/>
         </w:rPr>
@@ -11078,6 +11938,7 @@
       <w:r>
         <w:rPr>
           <w:rFonts w:ascii="Consolas" w:hAnsi="Consolas"/>
+          <w:b w:val="0"/>
           <w:color w:val="111111"/>
           <w:sz w:val="21"/>
         </w:rPr>
@@ -11094,6 +11955,7 @@
       <w:r>
         <w:rPr>
           <w:rFonts w:ascii="Consolas" w:hAnsi="Consolas"/>
+          <w:b w:val="0"/>
           <w:color w:val="111111"/>
           <w:sz w:val="21"/>
         </w:rPr>
@@ -11110,6 +11972,7 @@
       <w:r>
         <w:rPr>
           <w:rFonts w:ascii="Consolas" w:hAnsi="Consolas"/>
+          <w:b w:val="0"/>
           <w:color w:val="111111"/>
           <w:sz w:val="21"/>
         </w:rPr>
@@ -11126,6 +11989,7 @@
       <w:r>
         <w:rPr>
           <w:rFonts w:ascii="Consolas" w:hAnsi="Consolas"/>
+          <w:b w:val="0"/>
           <w:color w:val="111111"/>
           <w:sz w:val="21"/>
         </w:rPr>
@@ -11171,6 +12035,7 @@
       <w:r>
         <w:rPr>
           <w:rFonts w:ascii="Consolas" w:hAnsi="Consolas"/>
+          <w:b w:val="0"/>
           <w:color w:val="111111"/>
           <w:sz w:val="21"/>
         </w:rPr>
@@ -11200,6 +12065,7 @@
       <w:r>
         <w:rPr>
           <w:rFonts w:ascii="Consolas" w:hAnsi="Consolas"/>
+          <w:b w:val="0"/>
           <w:color w:val="111111"/>
           <w:sz w:val="21"/>
         </w:rPr>
@@ -11216,6 +12082,7 @@
       <w:r>
         <w:rPr>
           <w:rFonts w:ascii="Consolas" w:hAnsi="Consolas"/>
+          <w:b w:val="0"/>
           <w:color w:val="111111"/>
           <w:sz w:val="21"/>
         </w:rPr>
@@ -11248,6 +12115,7 @@
       <w:r>
         <w:rPr>
           <w:rFonts w:ascii="Consolas" w:hAnsi="Consolas"/>
+          <w:b w:val="0"/>
           <w:color w:val="111111"/>
           <w:sz w:val="21"/>
         </w:rPr>
